--- a/tests/corpus_v2/docs/lease_0008.docx
+++ b/tests/corpus_v2/docs/lease_0008.docx
@@ -21,7 +21,13 @@
         <w:rPr>
           <w:b/>
         </w:rPr>
-        <w:t xml:space="preserve">№ 160/2025-К</w:t>
+        <w:t xml:space="preserve">№ </w:t>
+      </w:r>
+      <w:r>
+        <w:rPr>
+          <w:b/>
+        </w:rPr>
+        <w:t xml:space="preserve">80/2025-К</w:t>
       </w:r>
     </w:p>
     <w:p/>
@@ -33,7 +39,7 @@
         <w:t xml:space="preserve">     </w:t>
       </w:r>
       <w:r>
-        <w:t xml:space="preserve">«24» сентября 2023 г.</w:t>
+        <w:t xml:space="preserve">24.10.2023</w:t>
       </w:r>
     </w:p>
     <w:p/>
@@ -72,10 +78,10 @@
         <w:t xml:space="preserve">, именуемый в дальнейшем «Арендатор», действующий на основании свидетельства о государственной регистрации</w:t>
       </w:r>
       <w:r>
-        <w:t xml:space="preserve">, с другой стороны, совместно именуемые «Стороны», заключили настоящий </w:t>
-      </w:r>
-      <w:r>
-        <w:t xml:space="preserve">Договор № 19/2024-С</w:t>
+        <w:t xml:space="preserve">, с другой стороны, совместно именуемые «Стороны», заключили настоящий Договор № </w:t>
+      </w:r>
+      <w:r>
+        <w:t xml:space="preserve">28808/870-сс</w:t>
       </w:r>
       <w:r>
         <w:t xml:space="preserve"> (далее — Договор) о нижеследующем:</w:t>
@@ -106,7 +112,7 @@
         <w:t xml:space="preserve">Срок передачи помещения по акту приёма-передачи — </w:t>
       </w:r>
       <w:r>
-        <w:t xml:space="preserve">14 рабочих дней</w:t>
+        <w:t xml:space="preserve">не позднее 13.06.2026</w:t>
       </w:r>
       <w:r>
         <w:t xml:space="preserve">.</w:t>
@@ -120,7 +126,10 @@
         <w:t xml:space="preserve">Арендная плата за месяц: </w:t>
       </w:r>
       <w:r>
-        <w:t xml:space="preserve">100 000 ₽</w:t>
+        <w:t xml:space="preserve">1 500 000 (один миллион пятьсот тысяч) ₽</w:t>
+      </w:r>
+      <w:r>
+        <w:t xml:space="preserve">, НДС не облагается, т.к. применяется УСН</w:t>
       </w:r>
       <w:r>
         <w:t xml:space="preserve">. Плата вносится ежемесячно не позднее 10-го числа текущего месяца.</w:t>
@@ -148,7 +157,7 @@
         <w:t xml:space="preserve">2.1. Общая цена Договора: </w:t>
       </w:r>
       <w:r>
-        <w:t xml:space="preserve">2 000 RUB</w:t>
+        <w:t xml:space="preserve">861000 (Восемьсот шестьдесят одна тысяча) рублей 0 коп.</w:t>
       </w:r>
       <w:r>
         <w:t xml:space="preserve">.</w:t>
@@ -159,7 +168,7 @@
         <w:t xml:space="preserve">2.2. Налог: </w:t>
       </w:r>
       <w:r>
-        <w:t xml:space="preserve">1/150 ключевой ставки ЦБ РФ</w:t>
+        <w:t xml:space="preserve">1/150 ключевой ставки ЦБ РФ за каждый день просрочки</w:t>
       </w:r>
       <w:r>
         <w:t xml:space="preserve">.</w:t>
@@ -170,7 +179,7 @@
         <w:t xml:space="preserve">2.3. Срок оплаты — </w:t>
       </w:r>
       <w:r>
-        <w:t xml:space="preserve">не позднее 09.07.2026</w:t>
+        <w:t xml:space="preserve">в течение двенадцати месяцев</w:t>
       </w:r>
       <w:r>
         <w:t xml:space="preserve">.</w:t>
@@ -190,7 +199,7 @@
         <w:t xml:space="preserve">, артикул </w:t>
       </w:r>
       <w:r>
-        <w:t xml:space="preserve">RM-6191-30</w:t>
+        <w:t xml:space="preserve">RM-7665-52</w:t>
       </w:r>
       <w:r>
         <w:t xml:space="preserve">, код </w:t>
@@ -250,7 +259,7 @@
         <w:t xml:space="preserve">. Цена — </w:t>
       </w:r>
       <w:r>
-        <w:t xml:space="preserve">7 000 руб.</w:t>
+        <w:t xml:space="preserve">цена Контракта составляет ______ рублей ______ копеек</w:t>
       </w:r>
       <w:r>
         <w:t xml:space="preserve">.</w:t>
@@ -270,7 +279,7 @@
         <w:t xml:space="preserve">3.1. Место исполнения обязательств: </w:t>
       </w:r>
       <w:r>
-        <w:t xml:space="preserve">а/я 68, г. Воронеж, 394000</w:t>
+        <w:t xml:space="preserve">а/я 94, г. Тверь, 170100</w:t>
       </w:r>
       <w:r>
         <w:t xml:space="preserve">.</w:t>
@@ -287,7 +296,7 @@
         <w:t xml:space="preserve"> по телефону </w:t>
       </w:r>
       <w:r>
-        <w:t xml:space="preserve">+7 (383) 105-28-37</w:t>
+        <w:t xml:space="preserve">+7 (846) 258-26-69</w:t>
       </w:r>
       <w:r>
         <w:t xml:space="preserve">.</w:t>
@@ -298,7 +307,7 @@
         <w:t xml:space="preserve">3.3. Срок исполнения обязательств — </w:t>
       </w:r>
       <w:r>
-        <w:t xml:space="preserve">не более 36 месяцев с момента заключения кредитного договора</w:t>
+        <w:t xml:space="preserve">в течение 60 (Шестидесяти) календарных дней с момента выставления счета</w:t>
       </w:r>
       <w:r>
         <w:t xml:space="preserve">.</w:t>
@@ -329,13 +338,19 @@
         <w:t xml:space="preserve">Размер неустойки за нарушение сроков оплаты: </w:t>
       </w:r>
       <w:r>
-        <w:t xml:space="preserve">НДС 20%</w:t>
+        <w:t xml:space="preserve">1/300 ключевой ставки ЦБ РФ от общей суммы счета</w:t>
+      </w:r>
+      <w:r>
+        <w:t xml:space="preserve">, но не более </w:t>
+      </w:r>
+      <w:r>
+        <w:t xml:space="preserve">0,5 (пять десятых процента) процента от цены Договора</w:t>
       </w:r>
       <w:r>
         <w:t xml:space="preserve">. Предельный размер ответственности: </w:t>
       </w:r>
       <w:r>
-        <w:t xml:space="preserve">10 (десять) процентов</w:t>
+        <w:t xml:space="preserve">0,5 % от цены Договора</w:t>
       </w:r>
       <w:r>
         <w:t xml:space="preserve">.</w:t>
@@ -357,7 +372,7 @@
         <w:t xml:space="preserve">Сторона, для которой создалась невозможность исполнения, обязана уведомить другую Сторону. Срок уведомления — </w:t>
       </w:r>
       <w:r>
-        <w:t xml:space="preserve">в течение 3 банковских дней с даты подписания Сторонами акта сдачи-приемки оказанных услуг</w:t>
+        <w:t xml:space="preserve">не позднее 18.01.2025</w:t>
       </w:r>
       <w:r>
         <w:t xml:space="preserve">.</w:t>
@@ -371,13 +386,79 @@
         <w:t xml:space="preserve">Все споры и разногласия решаются путём переговоров. Претензионный порядок обязателен, срок ответа на претензию — </w:t>
       </w:r>
       <w:r>
-        <w:t xml:space="preserve">в течение 7 рабочих дней с момента выставления счета</w:t>
-      </w:r>
-      <w:r>
-        <w:t xml:space="preserve">.</w:t>
-      </w:r>
-    </w:p>
-    <w:p/>
+        <w:t xml:space="preserve">в течение 10 рабочих дней с момента заключения контракта</w:t>
+      </w:r>
+      <w:r>
+        <w:t xml:space="preserve">.</w:t>
+      </w:r>
+    </w:p>
+    <w:p/>
+    <w:p/>
+    <w:p/>
+    <w:p>
+      <w:r>
+        <w:rPr>
+          <w:b/>
+        </w:rPr>
+        <w:t xml:space="preserve">9. КОНТРОЛЬНЫЕ ВЕЛИЧИНЫ</w:t>
+      </w:r>
+    </w:p>
+    <w:p>
+      <w:r>
+        <w:t xml:space="preserve">9.1. Контрольная запись: </w:t>
+      </w:r>
+      <w:r>
+        <w:rPr>
+          <w:b/>
+        </w:rPr>
+        <w:t xml:space="preserve">1</w:t>
+      </w:r>
+      <w:r>
+        <w:t xml:space="preserve">2% за каждый день просрочки</w:t>
+      </w:r>
+      <w:r>
+        <w:t xml:space="preserve">.</w:t>
+      </w:r>
+    </w:p>
+    <w:p>
+      <w:r>
+        <w:t xml:space="preserve">9.2. Контрольная запись: </w:t>
+      </w:r>
+      <w:r>
+        <w:rPr>
+          <w:b/>
+        </w:rPr>
+        <w:t xml:space="preserve">не позднее 22.02.20</w:t>
+      </w:r>
+      <w:r>
+        <w:t xml:space="preserve">26</w:t>
+      </w:r>
+      <w:r>
+        <w:t xml:space="preserve">.</w:t>
+      </w:r>
+    </w:p>
+    <w:p>
+      <w:r>
+        <w:t xml:space="preserve">9.3. Контрольная запись: </w:t>
+      </w:r>
+      <w:r>
+        <w:t xml:space="preserve">1/14</w:t>
+      </w:r>
+      <w:r>
+        <w:t xml:space="preserve">.</w:t>
+      </w:r>
+    </w:p>
+    <w:p>
+      <w:r>
+        <w:t xml:space="preserve">9.4. Контрольная запись: </w:t>
+      </w:r>
+      <w:r>
+        <w:t xml:space="preserve">Семь миллионов сто тысяч рублей 0 0  копеек</w:t>
+      </w:r>
+      <w:r>
+        <w:t xml:space="preserve">.</w:t>
+      </w:r>
+    </w:p>
     <w:p/>
     <w:p>
       <w:r>
@@ -427,7 +508,15 @@
               <w:t xml:space="preserve">Юридический адрес: </w:t>
             </w:r>
             <w:r>
-              <w:t xml:space="preserve">а/я 81, г. Пермь, 614000</w:t>
+              <w:t xml:space="preserve">а/я 67, г. Санкт-Петербург, 190000</w:t>
+            </w:r>
+          </w:p>
+          <w:p>
+            <w:r>
+              <w:t xml:space="preserve">Почтовый адрес: </w:t>
+            </w:r>
+            <w:r>
+              <w:t xml:space="preserve">а/я 84, г. Санкт-Петербург, 190000</w:t>
             </w:r>
           </w:p>
           <w:p>
@@ -482,7 +571,7 @@
               <w:t xml:space="preserve">Тел.: </w:t>
             </w:r>
             <w:r>
-              <w:t xml:space="preserve">+7 (495) 731-63-27</w:t>
+              <w:t xml:space="preserve">+7 (812) 663-32-12</w:t>
             </w:r>
           </w:p>
           <w:p>
@@ -490,7 +579,7 @@
               <w:t xml:space="preserve">E-mail: </w:t>
             </w:r>
             <w:r>
-              <w:t xml:space="preserve">petrov@mail.ru</w:t>
+              <w:t xml:space="preserve">petrov@bk.ru</w:t>
             </w:r>
           </w:p>
           <w:p/>
@@ -528,7 +617,7 @@
               <w:t xml:space="preserve">Адрес регистрации: </w:t>
             </w:r>
             <w:r>
-              <w:t xml:space="preserve">а/я 48, г. Красногорск, 143400</w:t>
+              <w:t xml:space="preserve">а/я 20, г. Пермь, 614000</w:t>
             </w:r>
           </w:p>
           <w:p>
@@ -567,7 +656,7 @@
               <w:t xml:space="preserve">Тел.: </w:t>
             </w:r>
             <w:r>
-              <w:t xml:space="preserve">+7 (495) 206-33-19</w:t>
+              <w:t xml:space="preserve">+7 (843) 455-58-51</w:t>
             </w:r>
           </w:p>
           <w:p>
@@ -575,7 +664,7 @@
               <w:t xml:space="preserve">E-mail: </w:t>
             </w:r>
             <w:r>
-              <w:t xml:space="preserve">oganesyan@inbox.ru</w:t>
+              <w:t xml:space="preserve">oganesyan@romashka.ru</w:t>
             </w:r>
           </w:p>
           <w:p/>
@@ -718,7 +807,7 @@
       <w:t xml:space="preserve">ООО «Иванов» · </w:t>
     </w:r>
     <w:r>
-      <w:t xml:space="preserve">+7 (846) 394-80-32</w:t>
+      <w:t xml:space="preserve">+7 (843) 613-86-10</w:t>
     </w:r>
     <w:r>
       <w:t xml:space="preserve"> · </w:t>

--- a/tests/corpus_v2/docs/lease_0008.docx
+++ b/tests/corpus_v2/docs/lease_0008.docx
@@ -442,7 +442,13 @@
         <w:t xml:space="preserve">9.3. Контрольная запись: </w:t>
       </w:r>
       <w:r>
-        <w:t xml:space="preserve">1/14</w:t>
+        <w:rPr>
+          <w:b/>
+        </w:rPr>
+        <w:t xml:space="preserve">1/1</w:t>
+      </w:r>
+      <w:r>
+        <w:t xml:space="preserve">4</w:t>
       </w:r>
       <w:r>
         <w:t xml:space="preserve">.</w:t>

--- a/tests/corpus_v2/docs/lease_0008.docx
+++ b/tests/corpus_v2/docs/lease_0008.docx
@@ -27,19 +27,19 @@
         <w:rPr>
           <w:b/>
         </w:rPr>
-        <w:t xml:space="preserve">80/2025-К</w:t>
-      </w:r>
-    </w:p>
-    <w:p/>
-    <w:p>
-      <w:r>
-        <w:t xml:space="preserve">г. Воронеж</w:t>
+        <w:t xml:space="preserve">8/17</w:t>
+      </w:r>
+    </w:p>
+    <w:p/>
+    <w:p>
+      <w:r>
+        <w:t xml:space="preserve">г. Пермь</w:t>
       </w:r>
       <w:r>
         <w:t xml:space="preserve">     </w:t>
       </w:r>
       <w:r>
-        <w:t xml:space="preserve">24.10.2023</w:t>
+        <w:t xml:space="preserve">24.03.2023</w:t>
       </w:r>
     </w:p>
     <w:p/>
@@ -66,7 +66,7 @@
         <w:t xml:space="preserve">Индивидуальный предприниматель </w:t>
       </w:r>
       <w:r>
-        <w:t xml:space="preserve">Оганесян Г. А.</w:t>
+        <w:t xml:space="preserve">Оганесян Гурген Ашотович</w:t>
       </w:r>
       <w:r>
         <w:t xml:space="preserve">, ИНН </w:t>
@@ -81,7 +81,7 @@
         <w:t xml:space="preserve">, с другой стороны, совместно именуемые «Стороны», заключили настоящий Договор № </w:t>
       </w:r>
       <w:r>
-        <w:t xml:space="preserve">28808/870-сс</w:t>
+        <w:t xml:space="preserve">52Ф-43723/24-006Д</w:t>
       </w:r>
       <w:r>
         <w:t xml:space="preserve"> (далее — Договор) о нижеследующем:</w:t>
@@ -112,7 +112,7 @@
         <w:t xml:space="preserve">Срок передачи помещения по акту приёма-передачи — </w:t>
       </w:r>
       <w:r>
-        <w:t xml:space="preserve">не позднее 13.06.2026</w:t>
+        <w:t xml:space="preserve">не позднее 17.02.2025</w:t>
       </w:r>
       <w:r>
         <w:t xml:space="preserve">.</w:t>
@@ -126,7 +126,7 @@
         <w:t xml:space="preserve">Арендная плата за месяц: </w:t>
       </w:r>
       <w:r>
-        <w:t xml:space="preserve">1 500 000 (один миллион пятьсот тысяч) ₽</w:t>
+        <w:t xml:space="preserve">4 090 000 (четыре миллиона девяносто тысяч) ₽</w:t>
       </w:r>
       <w:r>
         <w:t xml:space="preserve">, НДС не облагается, т.к. применяется УСН</w:t>
@@ -157,7 +157,7 @@
         <w:t xml:space="preserve">2.1. Общая цена Договора: </w:t>
       </w:r>
       <w:r>
-        <w:t xml:space="preserve">861000 (Восемьсот шестьдесят одна тысяча) рублей 0 коп.</w:t>
+        <w:t xml:space="preserve">8820000 (Восемь миллионов восемьсот двадцать тысяч) рублей 0 коп.</w:t>
       </w:r>
       <w:r>
         <w:t xml:space="preserve">.</w:t>
@@ -179,7 +179,7 @@
         <w:t xml:space="preserve">2.3. Срок оплаты — </w:t>
       </w:r>
       <w:r>
-        <w:t xml:space="preserve">в течение двенадцати месяцев</w:t>
+        <w:t xml:space="preserve">в течение шести месяцев</w:t>
       </w:r>
       <w:r>
         <w:t xml:space="preserve">.</w:t>
@@ -199,7 +199,7 @@
         <w:t xml:space="preserve">, артикул </w:t>
       </w:r>
       <w:r>
-        <w:t xml:space="preserve">RM-7665-52</w:t>
+        <w:t xml:space="preserve">RM-5384-16</w:t>
       </w:r>
       <w:r>
         <w:t xml:space="preserve">, код </w:t>
@@ -279,7 +279,7 @@
         <w:t xml:space="preserve">3.1. Место исполнения обязательств: </w:t>
       </w:r>
       <w:r>
-        <w:t xml:space="preserve">а/я 94, г. Тверь, 170100</w:t>
+        <w:t xml:space="preserve">а/я 68, г. Воронеж, 394000</w:t>
       </w:r>
       <w:r>
         <w:t xml:space="preserve">.</w:t>
@@ -296,7 +296,7 @@
         <w:t xml:space="preserve"> по телефону </w:t>
       </w:r>
       <w:r>
-        <w:t xml:space="preserve">+7 (846) 258-26-69</w:t>
+        <w:t xml:space="preserve">+7 (383) 105-28-37</w:t>
       </w:r>
       <w:r>
         <w:t xml:space="preserve">.</w:t>
@@ -307,7 +307,7 @@
         <w:t xml:space="preserve">3.3. Срок исполнения обязательств — </w:t>
       </w:r>
       <w:r>
-        <w:t xml:space="preserve">в течение 60 (Шестидесяти) календарных дней с момента выставления счета</w:t>
+        <w:t xml:space="preserve">в течение 14 (Четырнадцати) календарных дней с момента выставления счета</w:t>
       </w:r>
       <w:r>
         <w:t xml:space="preserve">.</w:t>
@@ -372,7 +372,7 @@
         <w:t xml:space="preserve">Сторона, для которой создалась невозможность исполнения, обязана уведомить другую Сторону. Срок уведомления — </w:t>
       </w:r>
       <w:r>
-        <w:t xml:space="preserve">не позднее 18.01.2025</w:t>
+        <w:t xml:space="preserve">не позднее 06.05.2025</w:t>
       </w:r>
       <w:r>
         <w:t xml:space="preserve">.</w:t>
@@ -386,7 +386,7 @@
         <w:t xml:space="preserve">Все споры и разногласия решаются путём переговоров. Претензионный порядок обязателен, срок ответа на претензию — </w:t>
       </w:r>
       <w:r>
-        <w:t xml:space="preserve">в течение 10 рабочих дней с момента заключения контракта</w:t>
+        <w:t xml:space="preserve">в течение 14 рабочих дней с момента заключения контракта</w:t>
       </w:r>
       <w:r>
         <w:t xml:space="preserve">.</w:t>
@@ -411,10 +411,10 @@
         <w:rPr>
           <w:b/>
         </w:rPr>
-        <w:t xml:space="preserve">1</w:t>
-      </w:r>
-      <w:r>
-        <w:t xml:space="preserve">2% за каждый день просрочки</w:t>
+        <w:t xml:space="preserve">1/1</w:t>
+      </w:r>
+      <w:r>
+        <w:t xml:space="preserve">30 ключевой ставки ЦБ РФ от общей суммы счета</w:t>
       </w:r>
       <w:r>
         <w:t xml:space="preserve">.</w:t>
@@ -428,10 +428,10 @@
         <w:rPr>
           <w:b/>
         </w:rPr>
-        <w:t xml:space="preserve">не позднее 22.02.20</w:t>
-      </w:r>
-      <w:r>
-        <w:t xml:space="preserve">26</w:t>
+        <w:t xml:space="preserve">не позднее 20.07.20</w:t>
+      </w:r>
+      <w:r>
+        <w:t xml:space="preserve">25</w:t>
       </w:r>
       <w:r>
         <w:t xml:space="preserve">.</w:t>
@@ -445,10 +445,10 @@
         <w:rPr>
           <w:b/>
         </w:rPr>
-        <w:t xml:space="preserve">1/1</w:t>
-      </w:r>
-      <w:r>
-        <w:t xml:space="preserve">4</w:t>
+        <w:t xml:space="preserve">9/20</w:t>
+      </w:r>
+      <w:r>
+        <w:t xml:space="preserve">23-Д</w:t>
       </w:r>
       <w:r>
         <w:t xml:space="preserve">.</w:t>
@@ -459,7 +459,7 @@
         <w:t xml:space="preserve">9.4. Контрольная запись: </w:t>
       </w:r>
       <w:r>
-        <w:t xml:space="preserve">Семь миллионов сто тысяч рублей 0 0  копеек</w:t>
+        <w:t xml:space="preserve">Пять миллионов триста девяносто тысяч рублей 0 0  копеек</w:t>
       </w:r>
       <w:r>
         <w:t xml:space="preserve">.</w:t>
@@ -514,7 +514,7 @@
               <w:t xml:space="preserve">Юридический адрес: </w:t>
             </w:r>
             <w:r>
-              <w:t xml:space="preserve">а/я 67, г. Санкт-Петербург, 190000</w:t>
+              <w:t xml:space="preserve">а/я 84, г. Санкт-Петербург, 190000</w:t>
             </w:r>
           </w:p>
           <w:p>
@@ -522,7 +522,7 @@
               <w:t xml:space="preserve">Почтовый адрес: </w:t>
             </w:r>
             <w:r>
-              <w:t xml:space="preserve">а/я 84, г. Санкт-Петербург, 190000</w:t>
+              <w:t xml:space="preserve">а/я 86, г. Красногорск, 143400</w:t>
             </w:r>
           </w:p>
           <w:p>
@@ -577,7 +577,7 @@
               <w:t xml:space="preserve">Тел.: </w:t>
             </w:r>
             <w:r>
-              <w:t xml:space="preserve">+7 (812) 663-32-12</w:t>
+              <w:t xml:space="preserve">+7 (383) 441-95-29</w:t>
             </w:r>
           </w:p>
           <w:p>
@@ -585,7 +585,7 @@
               <w:t xml:space="preserve">E-mail: </w:t>
             </w:r>
             <w:r>
-              <w:t xml:space="preserve">petrov@bk.ru</w:t>
+              <w:t xml:space="preserve">petrov@sibtrans.ru</w:t>
             </w:r>
           </w:p>
           <w:p/>
@@ -623,7 +623,7 @@
               <w:t xml:space="preserve">Адрес регистрации: </w:t>
             </w:r>
             <w:r>
-              <w:t xml:space="preserve">а/я 20, г. Пермь, 614000</w:t>
+              <w:t xml:space="preserve">а/я 54, г. Екатеринбург, 620014</w:t>
             </w:r>
           </w:p>
           <w:p>
@@ -662,7 +662,7 @@
               <w:t xml:space="preserve">Тел.: </w:t>
             </w:r>
             <w:r>
-              <w:t xml:space="preserve">+7 (843) 455-58-51</w:t>
+              <w:t xml:space="preserve">+7 (383) 928-86-10</w:t>
             </w:r>
           </w:p>
           <w:p>
@@ -813,13 +813,13 @@
       <w:t xml:space="preserve">ООО «Иванов» · </w:t>
     </w:r>
     <w:r>
-      <w:t xml:space="preserve">+7 (843) 613-86-10</w:t>
+      <w:t xml:space="preserve">+7 (846) 389-19-95</w:t>
     </w:r>
     <w:r>
       <w:t xml:space="preserve"> · </w:t>
     </w:r>
     <w:r>
-      <w:t xml:space="preserve">petrov@romashka.ru</w:t>
+      <w:t xml:space="preserve">petrov@inbox.ru</w:t>
     </w:r>
   </w:p>
 </w:hdr>

--- a/tests/corpus_v2/docs/lease_0008.docx
+++ b/tests/corpus_v2/docs/lease_0008.docx
@@ -256,6 +256,12 @@
         <w:t xml:space="preserve">МКАС при ТПП РФ</w:t>
       </w:r>
       <w:r>
+        <w:t xml:space="preserve">. Товар отгружается с сопроводительным документом паспорт качества № </w:t>
+      </w:r>
+      <w:r>
+        <w:t xml:space="preserve">94 03 766948</w:t>
+      </w:r>
+      <w:r>
         <w:t xml:space="preserve">. Цена — </w:t>
       </w:r>
       <w:r>
@@ -279,7 +285,7 @@
         <w:t xml:space="preserve">3.1. Место исполнения обязательств: </w:t>
       </w:r>
       <w:r>
-        <w:t xml:space="preserve">а/я 68, г. Воронеж, 394000</w:t>
+        <w:t xml:space="preserve">а/я 1, г. Тверь, 170100</w:t>
       </w:r>
       <w:r>
         <w:t xml:space="preserve">.</w:t>
@@ -296,7 +302,7 @@
         <w:t xml:space="preserve"> по телефону </w:t>
       </w:r>
       <w:r>
-        <w:t xml:space="preserve">+7 (383) 105-28-37</w:t>
+        <w:t xml:space="preserve">+7 (499) 319-45-31</w:t>
       </w:r>
       <w:r>
         <w:t xml:space="preserve">.</w:t>
@@ -372,7 +378,7 @@
         <w:t xml:space="preserve">Сторона, для которой создалась невозможность исполнения, обязана уведомить другую Сторону. Срок уведомления — </w:t>
       </w:r>
       <w:r>
-        <w:t xml:space="preserve">не позднее 06.05.2025</w:t>
+        <w:t xml:space="preserve">не позднее 04.05.2025</w:t>
       </w:r>
       <w:r>
         <w:t xml:space="preserve">.</w:t>
@@ -386,7 +392,7 @@
         <w:t xml:space="preserve">Все споры и разногласия решаются путём переговоров. Претензионный порядок обязателен, срок ответа на претензию — </w:t>
       </w:r>
       <w:r>
-        <w:t xml:space="preserve">в течение 14 рабочих дней с момента заключения контракта</w:t>
+        <w:t xml:space="preserve">в течение 5 рабочих дней с момента заключения контракта</w:t>
       </w:r>
       <w:r>
         <w:t xml:space="preserve">.</w:t>
@@ -411,10 +417,10 @@
         <w:rPr>
           <w:b/>
         </w:rPr>
-        <w:t xml:space="preserve">1/1</w:t>
-      </w:r>
-      <w:r>
-        <w:t xml:space="preserve">30 ключевой ставки ЦБ РФ от общей суммы счета</w:t>
+        <w:t xml:space="preserve">1</w:t>
+      </w:r>
+      <w:r>
+        <w:t xml:space="preserve">2% за каждый день просрочки</w:t>
       </w:r>
       <w:r>
         <w:t xml:space="preserve">.</w:t>
@@ -428,10 +434,10 @@
         <w:rPr>
           <w:b/>
         </w:rPr>
-        <w:t xml:space="preserve">не позднее 20.07.20</w:t>
-      </w:r>
-      <w:r>
-        <w:t xml:space="preserve">25</w:t>
+        <w:t xml:space="preserve">не позднее 03.02.20</w:t>
+      </w:r>
+      <w:r>
+        <w:t xml:space="preserve">26</w:t>
       </w:r>
       <w:r>
         <w:t xml:space="preserve">.</w:t>
@@ -445,10 +451,10 @@
         <w:rPr>
           <w:b/>
         </w:rPr>
-        <w:t xml:space="preserve">9/20</w:t>
-      </w:r>
-      <w:r>
-        <w:t xml:space="preserve">23-Д</w:t>
+        <w:t xml:space="preserve">48/20</w:t>
+      </w:r>
+      <w:r>
+        <w:t xml:space="preserve">23-П</w:t>
       </w:r>
       <w:r>
         <w:t xml:space="preserve">.</w:t>
@@ -459,7 +465,7 @@
         <w:t xml:space="preserve">9.4. Контрольная запись: </w:t>
       </w:r>
       <w:r>
-        <w:t xml:space="preserve">Пять миллионов триста девяносто тысяч рублей 0 0  копеек</w:t>
+        <w:t xml:space="preserve">Семьсот шестьдесят две тысячи рублей 0 0  копеек</w:t>
       </w:r>
       <w:r>
         <w:t xml:space="preserve">.</w:t>
@@ -514,15 +520,7 @@
               <w:t xml:space="preserve">Юридический адрес: </w:t>
             </w:r>
             <w:r>
-              <w:t xml:space="preserve">а/я 84, г. Санкт-Петербург, 190000</w:t>
-            </w:r>
-          </w:p>
-          <w:p>
-            <w:r>
-              <w:t xml:space="preserve">Почтовый адрес: </w:t>
-            </w:r>
-            <w:r>
-              <w:t xml:space="preserve">а/я 86, г. Красногорск, 143400</w:t>
+              <w:t xml:space="preserve">а/я 3, г. Пермь, 614000</w:t>
             </w:r>
           </w:p>
           <w:p>
@@ -577,7 +575,7 @@
               <w:t xml:space="preserve">Тел.: </w:t>
             </w:r>
             <w:r>
-              <w:t xml:space="preserve">+7 (383) 441-95-29</w:t>
+              <w:t xml:space="preserve">+7 (846) 664-52-95</w:t>
             </w:r>
           </w:p>
           <w:p>
@@ -585,7 +583,7 @@
               <w:t xml:space="preserve">E-mail: </w:t>
             </w:r>
             <w:r>
-              <w:t xml:space="preserve">petrov@sibtrans.ru</w:t>
+              <w:t xml:space="preserve">petrov@yandex.ru</w:t>
             </w:r>
           </w:p>
           <w:p/>
@@ -623,7 +621,7 @@
               <w:t xml:space="preserve">Адрес регистрации: </w:t>
             </w:r>
             <w:r>
-              <w:t xml:space="preserve">а/я 54, г. Екатеринбург, 620014</w:t>
+              <w:t xml:space="preserve">а/я 54, г. Новосибирск, 630099</w:t>
             </w:r>
           </w:p>
           <w:p>

--- a/tests/corpus_v2/docs/lease_0008.docx
+++ b/tests/corpus_v2/docs/lease_0008.docx
@@ -262,6 +262,42 @@
         <w:t xml:space="preserve">94 03 766948</w:t>
       </w:r>
       <w:r>
+        <w:t xml:space="preserve">. К партии приложен паспорт изделия № </w:t>
+      </w:r>
+      <w:r>
+        <w:t xml:space="preserve">86 05 139041</w:t>
+      </w:r>
+      <w:r>
+        <w:t xml:space="preserve">. Оборудование поставляется с паспортом транспортного средства № </w:t>
+      </w:r>
+      <w:r>
+        <w:t xml:space="preserve">60 17 569231</w:t>
+      </w:r>
+      <w:r>
+        <w:t xml:space="preserve">. Приёмка производится согласно техническому паспорту </w:t>
+      </w:r>
+      <w:r>
+        <w:t xml:space="preserve">01 05 224966</w:t>
+      </w:r>
+      <w:r>
+        <w:t xml:space="preserve">. СНИЛС не указан, номер заказа </w:t>
+      </w:r>
+      <w:r>
+        <w:t xml:space="preserve">281-175-259 12</w:t>
+      </w:r>
+      <w:r>
+        <w:t xml:space="preserve">. Дата рождения не проставлена, документ выдан </w:t>
+      </w:r>
+      <w:r>
+        <w:t xml:space="preserve">10.02.2016</w:t>
+      </w:r>
+      <w:r>
+        <w:t xml:space="preserve">. Код подразделения, см. артикул </w:t>
+      </w:r>
+      <w:r>
+        <w:t xml:space="preserve">282-044</w:t>
+      </w:r>
+      <w:r>
         <w:t xml:space="preserve">. Цена — </w:t>
       </w:r>
       <w:r>
@@ -285,7 +321,7 @@
         <w:t xml:space="preserve">3.1. Место исполнения обязательств: </w:t>
       </w:r>
       <w:r>
-        <w:t xml:space="preserve">а/я 1, г. Тверь, 170100</w:t>
+        <w:t xml:space="preserve">а/я 9, г. Москва, 101000</w:t>
       </w:r>
       <w:r>
         <w:t xml:space="preserve">.</w:t>
@@ -302,7 +338,7 @@
         <w:t xml:space="preserve"> по телефону </w:t>
       </w:r>
       <w:r>
-        <w:t xml:space="preserve">+7 (499) 319-45-31</w:t>
+        <w:t xml:space="preserve">+7 (495) 881-83-76</w:t>
       </w:r>
       <w:r>
         <w:t xml:space="preserve">.</w:t>
@@ -313,7 +349,7 @@
         <w:t xml:space="preserve">3.3. Срок исполнения обязательств — </w:t>
       </w:r>
       <w:r>
-        <w:t xml:space="preserve">в течение 14 (Четырнадцати) календарных дней с момента выставления счета</w:t>
+        <w:t xml:space="preserve">в течение 20 (Двадцати) календарных дней с момента выставления счета</w:t>
       </w:r>
       <w:r>
         <w:t xml:space="preserve">.</w:t>
@@ -378,7 +414,7 @@
         <w:t xml:space="preserve">Сторона, для которой создалась невозможность исполнения, обязана уведомить другую Сторону. Срок уведомления — </w:t>
       </w:r>
       <w:r>
-        <w:t xml:space="preserve">не позднее 04.05.2025</w:t>
+        <w:t xml:space="preserve">не позднее 12.02.2025</w:t>
       </w:r>
       <w:r>
         <w:t xml:space="preserve">.</w:t>
@@ -392,7 +428,7 @@
         <w:t xml:space="preserve">Все споры и разногласия решаются путём переговоров. Претензионный порядок обязателен, срок ответа на претензию — </w:t>
       </w:r>
       <w:r>
-        <w:t xml:space="preserve">в течение 5 рабочих дней с момента заключения контракта</w:t>
+        <w:t xml:space="preserve">в течение 7 рабочих дней с момента заключения контракта</w:t>
       </w:r>
       <w:r>
         <w:t xml:space="preserve">.</w:t>
@@ -417,10 +453,10 @@
         <w:rPr>
           <w:b/>
         </w:rPr>
-        <w:t xml:space="preserve">1</w:t>
-      </w:r>
-      <w:r>
-        <w:t xml:space="preserve">2% за каждый день просрочки</w:t>
+        <w:t xml:space="preserve">1/1</w:t>
+      </w:r>
+      <w:r>
+        <w:t xml:space="preserve">30 ключевой ставки ЦБ РФ от общей суммы счета</w:t>
       </w:r>
       <w:r>
         <w:t xml:space="preserve">.</w:t>
@@ -434,10 +470,10 @@
         <w:rPr>
           <w:b/>
         </w:rPr>
-        <w:t xml:space="preserve">не позднее 03.02.20</w:t>
-      </w:r>
-      <w:r>
-        <w:t xml:space="preserve">26</w:t>
+        <w:t xml:space="preserve">в течение 3</w:t>
+      </w:r>
+      <w:r>
+        <w:t xml:space="preserve">6 месяцев с момента заключения контракта</w:t>
       </w:r>
       <w:r>
         <w:t xml:space="preserve">.</w:t>
@@ -451,10 +487,10 @@
         <w:rPr>
           <w:b/>
         </w:rPr>
-        <w:t xml:space="preserve">48/20</w:t>
-      </w:r>
-      <w:r>
-        <w:t xml:space="preserve">23-П</w:t>
+        <w:t xml:space="preserve">23/20</w:t>
+      </w:r>
+      <w:r>
+        <w:t xml:space="preserve">23-Д</w:t>
       </w:r>
       <w:r>
         <w:t xml:space="preserve">.</w:t>
@@ -465,7 +501,7 @@
         <w:t xml:space="preserve">9.4. Контрольная запись: </w:t>
       </w:r>
       <w:r>
-        <w:t xml:space="preserve">Семьсот шестьдесят две тысячи рублей 0 0  копеек</w:t>
+        <w:t xml:space="preserve">Двадцать пять миллионов рублей 5 0  копеек</w:t>
       </w:r>
       <w:r>
         <w:t xml:space="preserve">.</w:t>
@@ -520,7 +556,15 @@
               <w:t xml:space="preserve">Юридический адрес: </w:t>
             </w:r>
             <w:r>
-              <w:t xml:space="preserve">а/я 3, г. Пермь, 614000</w:t>
+              <w:t xml:space="preserve">а/я 49, г. Пермь, 614000</w:t>
+            </w:r>
+          </w:p>
+          <w:p>
+            <w:r>
+              <w:t xml:space="preserve">Почтовый адрес: </w:t>
+            </w:r>
+            <w:r>
+              <w:t xml:space="preserve">а/я 1, г. Екатеринбург, 620014</w:t>
             </w:r>
           </w:p>
           <w:p>
@@ -575,7 +619,7 @@
               <w:t xml:space="preserve">Тел.: </w:t>
             </w:r>
             <w:r>
-              <w:t xml:space="preserve">+7 (846) 664-52-95</w:t>
+              <w:t xml:space="preserve">+7 (495) 788-46-19</w:t>
             </w:r>
           </w:p>
           <w:p>
@@ -583,7 +627,7 @@
               <w:t xml:space="preserve">E-mail: </w:t>
             </w:r>
             <w:r>
-              <w:t xml:space="preserve">petrov@yandex.ru</w:t>
+              <w:t xml:space="preserve">petrov@inbox.ru</w:t>
             </w:r>
           </w:p>
           <w:p/>
@@ -621,7 +665,7 @@
               <w:t xml:space="preserve">Адрес регистрации: </w:t>
             </w:r>
             <w:r>
-              <w:t xml:space="preserve">а/я 54, г. Новосибирск, 630099</w:t>
+              <w:t xml:space="preserve">а/я 83, г. Воронеж, 394000</w:t>
             </w:r>
           </w:p>
           <w:p>
@@ -660,7 +704,7 @@
               <w:t xml:space="preserve">Тел.: </w:t>
             </w:r>
             <w:r>
-              <w:t xml:space="preserve">+7 (383) 928-86-10</w:t>
+              <w:t xml:space="preserve">+7 (499) 718-23-68</w:t>
             </w:r>
           </w:p>
           <w:p>
@@ -811,13 +855,13 @@
       <w:t xml:space="preserve">ООО «Иванов» · </w:t>
     </w:r>
     <w:r>
-      <w:t xml:space="preserve">+7 (846) 389-19-95</w:t>
+      <w:t xml:space="preserve">+7 (495) 945-63-26</w:t>
     </w:r>
     <w:r>
       <w:t xml:space="preserve"> · </w:t>
     </w:r>
     <w:r>
-      <w:t xml:space="preserve">petrov@inbox.ru</w:t>
+      <w:t xml:space="preserve">petrov@bk.ru</w:t>
     </w:r>
   </w:p>
 </w:hdr>

--- a/tests/corpus_v2/docs/lease_0008.docx
+++ b/tests/corpus_v2/docs/lease_0008.docx
@@ -307,216 +307,120 @@
         <w:t xml:space="preserve">.</w:t>
       </w:r>
     </w:p>
-    <w:p/>
-    <w:p>
-      <w:r>
-        <w:rPr>
-          <w:b/>
-        </w:rPr>
-        <w:t xml:space="preserve">3. МЕСТО И СРОКИ ИСПОЛНЕНИЯ</w:t>
-      </w:r>
-    </w:p>
-    <w:p>
-      <w:r>
-        <w:t xml:space="preserve">3.1. Место исполнения обязательств: </w:t>
-      </w:r>
-      <w:r>
-        <w:t xml:space="preserve">а/я 9, г. Москва, 101000</w:t>
-      </w:r>
-      <w:r>
-        <w:t xml:space="preserve">.</w:t>
-      </w:r>
-    </w:p>
-    <w:p>
-      <w:r>
-        <w:t xml:space="preserve">3.2. Уведомления направляются </w:t>
-      </w:r>
-      <w:r>
-        <w:t xml:space="preserve">Оганесяну Гургену Ашотовичу</w:t>
-      </w:r>
-      <w:r>
-        <w:t xml:space="preserve"> по телефону </w:t>
-      </w:r>
-      <w:r>
-        <w:t xml:space="preserve">+7 (495) 881-83-76</w:t>
-      </w:r>
-      <w:r>
-        <w:t xml:space="preserve">.</w:t>
-      </w:r>
-    </w:p>
-    <w:p>
-      <w:r>
-        <w:t xml:space="preserve">3.3. Срок исполнения обязательств — </w:t>
-      </w:r>
-      <w:r>
-        <w:t xml:space="preserve">в течение 20 (Двадцати) календарных дней с момента выставления счета</w:t>
-      </w:r>
-      <w:r>
-        <w:t xml:space="preserve">.</w:t>
-      </w:r>
-    </w:p>
-    <w:p/>
-    <w:p>
-      <w:r>
-        <w:rPr>
-          <w:b/>
-        </w:rPr>
-        <w:t xml:space="preserve">4. ПРОЧИЕ УСЛОВИЯ</w:t>
-      </w:r>
-    </w:p>
-    <w:p>
-      <w:r>
-        <w:t xml:space="preserve">4.1. </w:t>
-      </w:r>
-      <w:r>
-        <w:t xml:space="preserve">Стороны несут ответственность за неисполнение или ненадлежащее исполнение обязательств в соответствии с законодательством Российской Федерации.</w:t>
-      </w:r>
-    </w:p>
-    <w:p>
-      <w:r>
-        <w:t xml:space="preserve">4.2. </w:t>
-      </w:r>
-      <w:r>
-        <w:t xml:space="preserve">Размер неустойки за нарушение сроков оплаты: </w:t>
-      </w:r>
-      <w:r>
-        <w:t xml:space="preserve">1/300 ключевой ставки ЦБ РФ от общей суммы счета</w:t>
-      </w:r>
-      <w:r>
-        <w:t xml:space="preserve">, но не более </w:t>
-      </w:r>
-      <w:r>
-        <w:t xml:space="preserve">0,5 (пять десятых процента) процента от цены Договора</w:t>
-      </w:r>
-      <w:r>
-        <w:t xml:space="preserve">. Предельный размер ответственности: </w:t>
-      </w:r>
-      <w:r>
-        <w:t xml:space="preserve">0,5 % от цены Договора</w:t>
-      </w:r>
-      <w:r>
-        <w:t xml:space="preserve">.</w:t>
-      </w:r>
-    </w:p>
-    <w:p>
-      <w:r>
-        <w:t xml:space="preserve">4.3. </w:t>
-      </w:r>
-      <w:r>
-        <w:t xml:space="preserve">Стороны освобождаются от ответственности при наступлении обстоятельств непреодолимой силы, если они прямо повлияли на исполнение обязательств.</w:t>
-      </w:r>
-    </w:p>
-    <w:p>
-      <w:r>
-        <w:t xml:space="preserve">4.4. </w:t>
-      </w:r>
-      <w:r>
-        <w:t xml:space="preserve">Сторона, для которой создалась невозможность исполнения, обязана уведомить другую Сторону. Срок уведомления — </w:t>
-      </w:r>
-      <w:r>
-        <w:t xml:space="preserve">не позднее 12.02.2025</w:t>
-      </w:r>
-      <w:r>
-        <w:t xml:space="preserve">.</w:t>
-      </w:r>
-    </w:p>
-    <w:p>
-      <w:r>
-        <w:t xml:space="preserve">4.5. </w:t>
-      </w:r>
-      <w:r>
-        <w:t xml:space="preserve">Все споры и разногласия решаются путём переговоров. Претензионный порядок обязателен, срок ответа на претензию — </w:t>
-      </w:r>
-      <w:r>
-        <w:t xml:space="preserve">в течение 7 рабочих дней с момента заключения контракта</w:t>
-      </w:r>
-      <w:r>
-        <w:t xml:space="preserve">.</w:t>
-      </w:r>
-    </w:p>
-    <w:p/>
-    <w:p/>
-    <w:p/>
-    <w:p>
-      <w:r>
-        <w:rPr>
-          <w:b/>
-        </w:rPr>
-        <w:t xml:space="preserve">9. КОНТРОЛЬНЫЕ ВЕЛИЧИНЫ</w:t>
-      </w:r>
-    </w:p>
-    <w:p>
-      <w:r>
-        <w:t xml:space="preserve">9.1. Контрольная запись: </w:t>
-      </w:r>
-      <w:r>
-        <w:rPr>
-          <w:b/>
-        </w:rPr>
-        <w:t xml:space="preserve">1/1</w:t>
-      </w:r>
-      <w:r>
-        <w:t xml:space="preserve">30 ключевой ставки ЦБ РФ от общей суммы счета</w:t>
-      </w:r>
-      <w:r>
-        <w:t xml:space="preserve">.</w:t>
-      </w:r>
-    </w:p>
-    <w:p>
-      <w:r>
-        <w:t xml:space="preserve">9.2. Контрольная запись: </w:t>
-      </w:r>
-      <w:r>
-        <w:rPr>
-          <w:b/>
-        </w:rPr>
-        <w:t xml:space="preserve">в течение 3</w:t>
-      </w:r>
-      <w:r>
-        <w:t xml:space="preserve">6 месяцев с момента заключения контракта</w:t>
-      </w:r>
-      <w:r>
-        <w:t xml:space="preserve">.</w:t>
-      </w:r>
-    </w:p>
-    <w:p>
-      <w:r>
-        <w:t xml:space="preserve">9.3. Контрольная запись: </w:t>
-      </w:r>
-      <w:r>
-        <w:rPr>
-          <w:b/>
-        </w:rPr>
-        <w:t xml:space="preserve">23/20</w:t>
-      </w:r>
-      <w:r>
-        <w:t xml:space="preserve">23-Д</w:t>
-      </w:r>
-      <w:r>
-        <w:t xml:space="preserve">.</w:t>
-      </w:r>
-    </w:p>
-    <w:p>
-      <w:r>
-        <w:t xml:space="preserve">9.4. Контрольная запись: </w:t>
-      </w:r>
-      <w:r>
-        <w:t xml:space="preserve">Двадцать пять миллионов рублей 5 0  копеек</w:t>
-      </w:r>
-      <w:r>
-        <w:t xml:space="preserve">.</w:t>
-      </w:r>
-    </w:p>
-    <w:p/>
-    <w:p>
-      <w:r>
-        <w:rPr>
-          <w:b/>
-        </w:rPr>
-        <w:t xml:space="preserve">РЕКВИЗИТЫ И ПОДПИСИ СТОРОН</w:t>
-      </w:r>
-    </w:p>
-    <w:p/>
+    <w:p>
+      <w:r>
+        <w:t xml:space="preserve">2.5. </w:t>
+      </w:r>
+      <w:r>
+        <w:t xml:space="preserve">Товар маркирован штрихкодом </w:t>
+      </w:r>
+      <w:r>
+        <w:t xml:space="preserve">4600583735420</w:t>
+      </w:r>
+      <w:r>
+        <w:t xml:space="preserve">. Код контрагента по ОКПО — </w:t>
+      </w:r>
+      <w:r>
+        <w:t xml:space="preserve">6945056550</w:t>
+      </w:r>
+      <w:r>
+        <w:t xml:space="preserve">. Оборудование учтено под инвентарным номером </w:t>
+      </w:r>
+      <w:r>
+        <w:t xml:space="preserve">042272806</w:t>
+      </w:r>
+      <w:r>
+        <w:t xml:space="preserve">, складской позиции присвоен номер </w:t>
+      </w:r>
+      <w:r>
+        <w:t xml:space="preserve">070306418</w:t>
+      </w:r>
+      <w:r>
+        <w:t xml:space="preserve">.</w:t>
+      </w:r>
+    </w:p>
+    <w:p>
+      <w:r>
+        <w:t xml:space="preserve">2.6. </w:t>
+      </w:r>
+      <w:r>
+        <w:t xml:space="preserve">Оплата по счёту-фактуре на КБК </w:t>
+      </w:r>
+      <w:r>
+        <w:t xml:space="preserve">18210101011011000119</w:t>
+      </w:r>
+      <w:r>
+        <w:t xml:space="preserve">. ИНН не присвоен, регистрационный № </w:t>
+      </w:r>
+      <w:r>
+        <w:t xml:space="preserve">6517719957</w:t>
+      </w:r>
+      <w:r>
+        <w:t xml:space="preserve">. ИНН не присвоен, платёжный документ № </w:t>
+      </w:r>
+      <w:r>
+        <w:t xml:space="preserve">100392737588</w:t>
+      </w:r>
+      <w:r>
+        <w:t xml:space="preserve">. Заказчик действует в лице </w:t>
+      </w:r>
+      <w:r>
+        <w:t xml:space="preserve">уполномоченного представителя</w:t>
+      </w:r>
+      <w:r>
+        <w:t xml:space="preserve">, назначаемого приказом.</w:t>
+      </w:r>
+    </w:p>
+    <w:p>
+      <w:r>
+        <w:t xml:space="preserve">2.7. </w:t>
+      </w:r>
+      <w:r>
+        <w:t xml:space="preserve">Массовая доля влаги в товаре — </w:t>
+      </w:r>
+      <w:r>
+        <w:t xml:space="preserve">не более 9 %</w:t>
+      </w:r>
+      <w:r>
+        <w:t xml:space="preserve">. Товар подлежит хранению </w:t>
+      </w:r>
+      <w:r>
+        <w:t xml:space="preserve">в течение 48 часов</w:t>
+      </w:r>
+      <w:r>
+        <w:t xml:space="preserve"> при температуре не выше +4 °C. Срок исковой давности по требованиям, вытекающим из Договора, составляет </w:t>
+      </w:r>
+      <w:r>
+        <w:t xml:space="preserve">в течение трёх лет</w:t>
+      </w:r>
+      <w:r>
+        <w:t xml:space="preserve">, как установлено статьёй 196 Гражданского кодекса Российской Федерации. Обработка данных ведётся согласно Федеральному закону от 27.07.2006 № 152-ФЗ </w:t>
+      </w:r>
+      <w:r>
+        <w:t xml:space="preserve">«О персональных данных»</w:t>
+      </w:r>
+      <w:r>
+        <w:t xml:space="preserve">. Товар поставляется под маркой </w:t>
+      </w:r>
+      <w:r>
+        <w:t xml:space="preserve">«Стандарт»</w:t>
+      </w:r>
+      <w:r>
+        <w:t xml:space="preserve">. Влажность определяется </w:t>
+      </w:r>
+      <w:r>
+        <w:t xml:space="preserve">по методу Кьельдаля</w:t>
+      </w:r>
+      <w:r>
+        <w:t xml:space="preserve">. Споры передаются на рассмотрение в Арбитражный суд </w:t>
+      </w:r>
+      <w:r>
+        <w:t xml:space="preserve">города Москвы</w:t>
+      </w:r>
+      <w:r>
+        <w:t xml:space="preserve">.</w:t>
+      </w:r>
+    </w:p>
     <w:tbl>
       <w:tblPr>
         <w:tblW w:w="9360" w:type="dxa"/>
@@ -540,103 +444,7 @@
           </w:tcPr>
           <w:p>
             <w:r>
-              <w:rPr>
-                <w:b/>
-              </w:rPr>
-              <w:t xml:space="preserve">Арендодатель:</w:t>
-            </w:r>
-          </w:p>
-          <w:p>
-            <w:r>
-              <w:t xml:space="preserve">ООО «Иванов»</w:t>
-            </w:r>
-          </w:p>
-          <w:p>
-            <w:r>
-              <w:t xml:space="preserve">Юридический адрес: </w:t>
-            </w:r>
-            <w:r>
-              <w:t xml:space="preserve">а/я 49, г. Пермь, 614000</w:t>
-            </w:r>
-          </w:p>
-          <w:p>
-            <w:r>
-              <w:t xml:space="preserve">Почтовый адрес: </w:t>
-            </w:r>
-            <w:r>
-              <w:t xml:space="preserve">а/я 1, г. Екатеринбург, 620014</w:t>
-            </w:r>
-          </w:p>
-          <w:p>
-            <w:r>
-              <w:t xml:space="preserve">ИНН </w:t>
-            </w:r>
-            <w:r>
-              <w:t xml:space="preserve">4932908243</w:t>
-            </w:r>
-            <w:r>
-              <w:t xml:space="preserve"> КПП </w:t>
-            </w:r>
-            <w:r>
-              <w:t xml:space="preserve">168369073</w:t>
-            </w:r>
-          </w:p>
-          <w:p>
-            <w:r>
-              <w:t xml:space="preserve">ОГРН </w:t>
-            </w:r>
-            <w:r>
-              <w:t xml:space="preserve">1560440663265</w:t>
-            </w:r>
-          </w:p>
-          <w:p>
-            <w:r>
-              <w:t xml:space="preserve">р/с </w:t>
-            </w:r>
-            <w:r>
-              <w:t xml:space="preserve">40702810052852396677</w:t>
-            </w:r>
-            <w:r>
-              <w:t xml:space="preserve"> в ПАО «Банк «Санкт-Петербург»</w:t>
-            </w:r>
-          </w:p>
-          <w:p>
-            <w:r>
-              <w:t xml:space="preserve">к/с </w:t>
-            </w:r>
-            <w:r>
-              <w:t xml:space="preserve">30101810900000000790</w:t>
-            </w:r>
-            <w:r>
-              <w:t xml:space="preserve"> БИК </w:t>
-            </w:r>
-            <w:r>
-              <w:t xml:space="preserve">044030790</w:t>
-            </w:r>
-          </w:p>
-          <w:p>
-            <w:r>
-              <w:t xml:space="preserve">Тел.: </w:t>
-            </w:r>
-            <w:r>
-              <w:t xml:space="preserve">+7 (495) 788-46-19</w:t>
-            </w:r>
-          </w:p>
-          <w:p>
-            <w:r>
-              <w:t xml:space="preserve">E-mail: </w:t>
-            </w:r>
-            <w:r>
-              <w:t xml:space="preserve">petrov@inbox.ru</w:t>
-            </w:r>
-          </w:p>
-          <w:p/>
-          <w:p>
-            <w:r>
-              <w:t xml:space="preserve">Генеральный директор ______________ </w:t>
-            </w:r>
-            <w:r>
-              <w:t xml:space="preserve">И. Н. Петров</w:t>
+              <w:t xml:space="preserve">8</w:t>
             </w:r>
           </w:p>
         </w:tc>
@@ -646,6 +454,343 @@
           </w:tcPr>
           <w:p>
             <w:r>
+              <w:t xml:space="preserve">0780142571</w:t>
+            </w:r>
+          </w:p>
+        </w:tc>
+      </w:tr>
+    </w:tbl>
+    <w:p/>
+    <w:p>
+      <w:r>
+        <w:rPr>
+          <w:b/>
+        </w:rPr>
+        <w:t xml:space="preserve">3. МЕСТО И СРОКИ ИСПОЛНЕНИЯ</w:t>
+      </w:r>
+    </w:p>
+    <w:p>
+      <w:r>
+        <w:t xml:space="preserve">3.1. Место исполнения обязательств: </w:t>
+      </w:r>
+      <w:r>
+        <w:t xml:space="preserve">а/я 3, г. Пермь, 614000</w:t>
+      </w:r>
+      <w:r>
+        <w:t xml:space="preserve">.</w:t>
+      </w:r>
+    </w:p>
+    <w:p>
+      <w:r>
+        <w:t xml:space="preserve">3.2. Уведомления направляются </w:t>
+      </w:r>
+      <w:r>
+        <w:t xml:space="preserve">Оганесяну Гургену Ашотовичу</w:t>
+      </w:r>
+      <w:r>
+        <w:t xml:space="preserve"> по телефону </w:t>
+      </w:r>
+      <w:r>
+        <w:t xml:space="preserve">+7 (383) 340-95-80</w:t>
+      </w:r>
+      <w:r>
+        <w:t xml:space="preserve">.</w:t>
+      </w:r>
+    </w:p>
+    <w:p>
+      <w:r>
+        <w:t xml:space="preserve">3.3. Срок исполнения обязательств — </w:t>
+      </w:r>
+      <w:r>
+        <w:t xml:space="preserve">в течение 20 (Двадцати) календарных дней с момента выставления счета</w:t>
+      </w:r>
+      <w:r>
+        <w:t xml:space="preserve">.</w:t>
+      </w:r>
+    </w:p>
+    <w:p/>
+    <w:p>
+      <w:r>
+        <w:rPr>
+          <w:b/>
+        </w:rPr>
+        <w:t xml:space="preserve">4. ПРОЧИЕ УСЛОВИЯ</w:t>
+      </w:r>
+    </w:p>
+    <w:p>
+      <w:r>
+        <w:t xml:space="preserve">4.1. </w:t>
+      </w:r>
+      <w:r>
+        <w:t xml:space="preserve">Стороны несут ответственность за неисполнение или ненадлежащее исполнение обязательств в соответствии с законодательством Российской Федерации.</w:t>
+      </w:r>
+    </w:p>
+    <w:p>
+      <w:r>
+        <w:t xml:space="preserve">4.2. </w:t>
+      </w:r>
+      <w:r>
+        <w:t xml:space="preserve">Размер неустойки за нарушение сроков оплаты: </w:t>
+      </w:r>
+      <w:r>
+        <w:t xml:space="preserve">1/300 ключевой ставки ЦБ РФ от общей суммы счета</w:t>
+      </w:r>
+      <w:r>
+        <w:t xml:space="preserve">, но не более </w:t>
+      </w:r>
+      <w:r>
+        <w:t xml:space="preserve">0,5 (пять десятых процента) процента от цены Договора</w:t>
+      </w:r>
+      <w:r>
+        <w:t xml:space="preserve">. Предельный размер ответственности: </w:t>
+      </w:r>
+      <w:r>
+        <w:t xml:space="preserve">0,5 % от цены Договора</w:t>
+      </w:r>
+      <w:r>
+        <w:t xml:space="preserve">.</w:t>
+      </w:r>
+    </w:p>
+    <w:p>
+      <w:r>
+        <w:t xml:space="preserve">4.3. </w:t>
+      </w:r>
+      <w:r>
+        <w:t xml:space="preserve">Стороны освобождаются от ответственности при наступлении обстоятельств непреодолимой силы, если они прямо повлияли на исполнение обязательств.</w:t>
+      </w:r>
+    </w:p>
+    <w:p>
+      <w:r>
+        <w:t xml:space="preserve">4.4. </w:t>
+      </w:r>
+      <w:r>
+        <w:t xml:space="preserve">Сторона, для которой создалась невозможность исполнения, обязана уведомить другую Сторону. Срок уведомления — </w:t>
+      </w:r>
+      <w:r>
+        <w:t xml:space="preserve">не позднее 22.03.2026</w:t>
+      </w:r>
+      <w:r>
+        <w:t xml:space="preserve">.</w:t>
+      </w:r>
+    </w:p>
+    <w:p>
+      <w:r>
+        <w:t xml:space="preserve">4.5. </w:t>
+      </w:r>
+      <w:r>
+        <w:t xml:space="preserve">Все споры и разногласия решаются путём переговоров. Претензионный порядок обязателен, срок ответа на претензию — </w:t>
+      </w:r>
+      <w:r>
+        <w:t xml:space="preserve">в течение 20 рабочих дней с момента заключения контракта</w:t>
+      </w:r>
+      <w:r>
+        <w:t xml:space="preserve">.</w:t>
+      </w:r>
+    </w:p>
+    <w:p/>
+    <w:p/>
+    <w:p/>
+    <w:p>
+      <w:r>
+        <w:rPr>
+          <w:b/>
+        </w:rPr>
+        <w:t xml:space="preserve">9. КОНТРОЛЬНЫЕ ВЕЛИЧИНЫ</w:t>
+      </w:r>
+    </w:p>
+    <w:p>
+      <w:r>
+        <w:t xml:space="preserve">9.1. Контрольная запись: </w:t>
+      </w:r>
+      <w:r>
+        <w:rPr>
+          <w:b/>
+        </w:rPr>
+        <w:t xml:space="preserve">1</w:t>
+      </w:r>
+      <w:r>
+        <w:t xml:space="preserve">5% за каждый день просрочки</w:t>
+      </w:r>
+      <w:r>
+        <w:t xml:space="preserve">.</w:t>
+      </w:r>
+    </w:p>
+    <w:p>
+      <w:r>
+        <w:t xml:space="preserve">9.2. Контрольная запись: </w:t>
+      </w:r>
+      <w:r>
+        <w:rPr>
+          <w:b/>
+        </w:rPr>
+        <w:t xml:space="preserve">в течение 2</w:t>
+      </w:r>
+      <w:r>
+        <w:t xml:space="preserve">4 месяцев с момента заключения контракта</w:t>
+      </w:r>
+      <w:r>
+        <w:t xml:space="preserve">.</w:t>
+      </w:r>
+    </w:p>
+    <w:p>
+      <w:r>
+        <w:t xml:space="preserve">9.3. Контрольная запись: </w:t>
+      </w:r>
+      <w:r>
+        <w:rPr>
+          <w:b/>
+        </w:rPr>
+        <w:t xml:space="preserve">65/20</w:t>
+      </w:r>
+      <w:r>
+        <w:t xml:space="preserve">25-П</w:t>
+      </w:r>
+      <w:r>
+        <w:t xml:space="preserve">.</w:t>
+      </w:r>
+    </w:p>
+    <w:p>
+      <w:r>
+        <w:t xml:space="preserve">9.4. Контрольная запись: </w:t>
+      </w:r>
+      <w:r>
+        <w:t xml:space="preserve">Пять миллионов сто тысяч рублей 0 0  копеек</w:t>
+      </w:r>
+      <w:r>
+        <w:t xml:space="preserve">.</w:t>
+      </w:r>
+    </w:p>
+    <w:p/>
+    <w:p>
+      <w:r>
+        <w:rPr>
+          <w:b/>
+        </w:rPr>
+        <w:t xml:space="preserve">РЕКВИЗИТЫ И ПОДПИСИ СТОРОН</w:t>
+      </w:r>
+    </w:p>
+    <w:p/>
+    <w:tbl>
+      <w:tblPr>
+        <w:tblW w:w="9360" w:type="dxa"/>
+        <w:tblBorders>
+          <w:top w:val="single" w:sz="4" w:color="auto"/>
+          <w:left w:val="single" w:sz="4" w:color="auto"/>
+          <w:bottom w:val="single" w:sz="4" w:color="auto"/>
+          <w:right w:val="single" w:sz="4" w:color="auto"/>
+          <w:insideH w:val="single" w:sz="4" w:color="auto"/>
+          <w:insideV w:val="single" w:sz="4" w:color="auto"/>
+        </w:tblBorders>
+      </w:tblPr>
+      <w:tblGrid>
+        <w:gridCol w:w="4680"/>
+        <w:gridCol w:w="4680"/>
+      </w:tblGrid>
+      <w:tr>
+        <w:tc>
+          <w:tcPr>
+            <w:tcW w:w="4680" w:type="dxa"/>
+          </w:tcPr>
+          <w:p>
+            <w:r>
+              <w:rPr>
+                <w:b/>
+              </w:rPr>
+              <w:t xml:space="preserve">Арендодатель:</w:t>
+            </w:r>
+          </w:p>
+          <w:p>
+            <w:r>
+              <w:t xml:space="preserve">ООО «Иванов»</w:t>
+            </w:r>
+          </w:p>
+          <w:p>
+            <w:r>
+              <w:t xml:space="preserve">Юридический адрес: </w:t>
+            </w:r>
+            <w:r>
+              <w:t xml:space="preserve">а/я 96, г. Пермь, 614000</w:t>
+            </w:r>
+          </w:p>
+          <w:p>
+            <w:r>
+              <w:t xml:space="preserve">ИНН </w:t>
+            </w:r>
+            <w:r>
+              <w:t xml:space="preserve">4932908243</w:t>
+            </w:r>
+            <w:r>
+              <w:t xml:space="preserve"> КПП </w:t>
+            </w:r>
+            <w:r>
+              <w:t xml:space="preserve">168369073</w:t>
+            </w:r>
+          </w:p>
+          <w:p>
+            <w:r>
+              <w:t xml:space="preserve">ОГРН </w:t>
+            </w:r>
+            <w:r>
+              <w:t xml:space="preserve">1560440663265</w:t>
+            </w:r>
+          </w:p>
+          <w:p>
+            <w:r>
+              <w:t xml:space="preserve">р/с </w:t>
+            </w:r>
+            <w:r>
+              <w:t xml:space="preserve">40702810052852396677</w:t>
+            </w:r>
+            <w:r>
+              <w:t xml:space="preserve"> в ПАО «Банк «Санкт-Петербург»</w:t>
+            </w:r>
+          </w:p>
+          <w:p>
+            <w:r>
+              <w:t xml:space="preserve">к/с </w:t>
+            </w:r>
+            <w:r>
+              <w:t xml:space="preserve">30101810900000000790</w:t>
+            </w:r>
+            <w:r>
+              <w:t xml:space="preserve"> БИК </w:t>
+            </w:r>
+            <w:r>
+              <w:t xml:space="preserve">044030790</w:t>
+            </w:r>
+          </w:p>
+          <w:p>
+            <w:r>
+              <w:t xml:space="preserve">Тел.: </w:t>
+            </w:r>
+            <w:r>
+              <w:t xml:space="preserve">+7 (846) 234-87-23</w:t>
+            </w:r>
+          </w:p>
+          <w:p>
+            <w:r>
+              <w:t xml:space="preserve">E-mail: </w:t>
+            </w:r>
+            <w:r>
+              <w:t xml:space="preserve">petrov@sibtrans.ru</w:t>
+            </w:r>
+          </w:p>
+          <w:p/>
+          <w:p>
+            <w:r>
+              <w:t xml:space="preserve">Генеральный директор ______________ </w:t>
+            </w:r>
+            <w:r>
+              <w:t xml:space="preserve">И. Н. Петров</w:t>
+            </w:r>
+          </w:p>
+        </w:tc>
+        <w:tc>
+          <w:tcPr>
+            <w:tcW w:w="4680" w:type="dxa"/>
+          </w:tcPr>
+          <w:p>
+            <w:r>
               <w:rPr>
                 <w:b/>
               </w:rPr>
@@ -665,7 +810,7 @@
               <w:t xml:space="preserve">Адрес регистрации: </w:t>
             </w:r>
             <w:r>
-              <w:t xml:space="preserve">а/я 83, г. Воронеж, 394000</w:t>
+              <w:t xml:space="preserve">а/я 76, г. Санкт-Петербург, 190000</w:t>
             </w:r>
           </w:p>
           <w:p>
@@ -704,7 +849,7 @@
               <w:t xml:space="preserve">Тел.: </w:t>
             </w:r>
             <w:r>
-              <w:t xml:space="preserve">+7 (499) 718-23-68</w:t>
+              <w:t xml:space="preserve">+7 (383) 915-64-23</w:t>
             </w:r>
           </w:p>
           <w:p>
@@ -712,7 +857,7 @@
               <w:t xml:space="preserve">E-mail: </w:t>
             </w:r>
             <w:r>
-              <w:t xml:space="preserve">oganesyan@romashka.ru</w:t>
+              <w:t xml:space="preserve">oganesyan@sibtrans.ru</w:t>
             </w:r>
           </w:p>
           <w:p/>
@@ -855,13 +1000,13 @@
       <w:t xml:space="preserve">ООО «Иванов» · </w:t>
     </w:r>
     <w:r>
-      <w:t xml:space="preserve">+7 (495) 945-63-26</w:t>
+      <w:t xml:space="preserve">+7 (843) 899-34-74</w:t>
     </w:r>
     <w:r>
       <w:t xml:space="preserve"> · </w:t>
     </w:r>
     <w:r>
-      <w:t xml:space="preserve">petrov@bk.ru</w:t>
+      <w:t xml:space="preserve">petrov@mail.ru</w:t>
     </w:r>
   </w:p>
 </w:hdr>

--- a/tests/corpus_v2/docs/lease_0008.docx
+++ b/tests/corpus_v2/docs/lease_0008.docx
@@ -45,13 +45,13 @@
     <w:p/>
     <w:p>
       <w:r>
-        <w:t xml:space="preserve">ООО «Иванов»</w:t>
+        <w:t xml:space="preserve">АО «НПО им. С.А. Лавочкина»</w:t>
       </w:r>
       <w:r>
         <w:t xml:space="preserve">, именуемое в дальнейшем «Арендодатель», в лице управляющего </w:t>
       </w:r>
       <w:r>
-        <w:t xml:space="preserve">Петрова Ивана Николаевича</w:t>
+        <w:t xml:space="preserve">Смирновой Анны Ивановны</w:t>
       </w:r>
       <w:r>
         <w:t xml:space="preserve">, действующего на основании </w:t>
@@ -66,7 +66,7 @@
         <w:t xml:space="preserve">Индивидуальный предприниматель </w:t>
       </w:r>
       <w:r>
-        <w:t xml:space="preserve">Оганесян Гурген Ашотович</w:t>
+        <w:t xml:space="preserve">Морозов Артём Николаевич</w:t>
       </w:r>
       <w:r>
         <w:t xml:space="preserve">, ИНН </w:t>
@@ -474,7 +474,7 @@
         <w:t xml:space="preserve">3.1. Место исполнения обязательств: </w:t>
       </w:r>
       <w:r>
-        <w:t xml:space="preserve">а/я 3, г. Пермь, 614000</w:t>
+        <w:t xml:space="preserve">ш. Октябрьская, д. 23, пос. Заречный, Новосибирская обл.</w:t>
       </w:r>
       <w:r>
         <w:t xml:space="preserve">.</w:t>
@@ -485,13 +485,13 @@
         <w:t xml:space="preserve">3.2. Уведомления направляются </w:t>
       </w:r>
       <w:r>
-        <w:t xml:space="preserve">Оганесяну Гургену Ашотовичу</w:t>
+        <w:t xml:space="preserve">Морозову Артёму Николаевичу</w:t>
       </w:r>
       <w:r>
         <w:t xml:space="preserve"> по телефону </w:t>
       </w:r>
       <w:r>
-        <w:t xml:space="preserve">+7 (383) 340-95-80</w:t>
+        <w:t xml:space="preserve">+7 (499) 783-80-52</w:t>
       </w:r>
       <w:r>
         <w:t xml:space="preserve">.</w:t>
@@ -502,7 +502,7 @@
         <w:t xml:space="preserve">3.3. Срок исполнения обязательств — </w:t>
       </w:r>
       <w:r>
-        <w:t xml:space="preserve">в течение 20 (Двадцати) календарных дней с момента выставления счета</w:t>
+        <w:t xml:space="preserve">в течение 7 (Семи) календарных дней с момента выставления счета</w:t>
       </w:r>
       <w:r>
         <w:t xml:space="preserve">.</w:t>
@@ -567,7 +567,7 @@
         <w:t xml:space="preserve">Сторона, для которой создалась невозможность исполнения, обязана уведомить другую Сторону. Срок уведомления — </w:t>
       </w:r>
       <w:r>
-        <w:t xml:space="preserve">не позднее 22.03.2026</w:t>
+        <w:t xml:space="preserve">не позднее 16.06.2026</w:t>
       </w:r>
       <w:r>
         <w:t xml:space="preserve">.</w:t>
@@ -606,10 +606,10 @@
         <w:rPr>
           <w:b/>
         </w:rPr>
-        <w:t xml:space="preserve">1</w:t>
-      </w:r>
-      <w:r>
-        <w:t xml:space="preserve">5% за каждый день просрочки</w:t>
+        <w:t xml:space="preserve">2</w:t>
+      </w:r>
+      <w:r>
+        <w:t xml:space="preserve">1% за каждый день просрочки</w:t>
       </w:r>
       <w:r>
         <w:t xml:space="preserve">.</w:t>
@@ -623,10 +623,10 @@
         <w:rPr>
           <w:b/>
         </w:rPr>
-        <w:t xml:space="preserve">в течение 2</w:t>
-      </w:r>
-      <w:r>
-        <w:t xml:space="preserve">4 месяцев с момента заключения контракта</w:t>
+        <w:t xml:space="preserve">в течение 3</w:t>
+      </w:r>
+      <w:r>
+        <w:t xml:space="preserve">6 месяцев с момента заключения контракта</w:t>
       </w:r>
       <w:r>
         <w:t xml:space="preserve">.</w:t>
@@ -640,10 +640,10 @@
         <w:rPr>
           <w:b/>
         </w:rPr>
-        <w:t xml:space="preserve">65/20</w:t>
-      </w:r>
-      <w:r>
-        <w:t xml:space="preserve">25-П</w:t>
+        <w:t xml:space="preserve">77/20</w:t>
+      </w:r>
+      <w:r>
+        <w:t xml:space="preserve">23-П</w:t>
       </w:r>
       <w:r>
         <w:t xml:space="preserve">.</w:t>
@@ -654,7 +654,7 @@
         <w:t xml:space="preserve">9.4. Контрольная запись: </w:t>
       </w:r>
       <w:r>
-        <w:t xml:space="preserve">Пять миллионов сто тысяч рублей 0 0  копеек</w:t>
+        <w:t xml:space="preserve">Шесть миллионов девятьсот восемьдесят тысяч рублей 0 0  копеек</w:t>
       </w:r>
       <w:r>
         <w:t xml:space="preserve">.</w:t>
@@ -701,7 +701,7 @@
           </w:p>
           <w:p>
             <w:r>
-              <w:t xml:space="preserve">ООО «Иванов»</w:t>
+              <w:t xml:space="preserve">АО «НПО им. С.А. Лавочкина»</w:t>
             </w:r>
           </w:p>
           <w:p>
@@ -709,7 +709,7 @@
               <w:t xml:space="preserve">Юридический адрес: </w:t>
             </w:r>
             <w:r>
-              <w:t xml:space="preserve">а/я 96, г. Пермь, 614000</w:t>
+              <w:t xml:space="preserve">наб. Тверская, д. 28, тер. СНТ «Родник», Тверская обл.</w:t>
             </w:r>
           </w:p>
           <w:p>
@@ -717,13 +717,13 @@
               <w:t xml:space="preserve">ИНН </w:t>
             </w:r>
             <w:r>
-              <w:t xml:space="preserve">4932908243</w:t>
+              <w:t xml:space="preserve">5 493 290 825</w:t>
             </w:r>
             <w:r>
               <w:t xml:space="preserve"> КПП </w:t>
             </w:r>
             <w:r>
-              <w:t xml:space="preserve">168369073</w:t>
+              <w:t xml:space="preserve">576706547</w:t>
             </w:r>
           </w:p>
           <w:p>
@@ -731,7 +731,7 @@
               <w:t xml:space="preserve">ОГРН </w:t>
             </w:r>
             <w:r>
-              <w:t xml:space="preserve">1560440663265</w:t>
+              <w:t xml:space="preserve">1 156 044 066 320</w:t>
             </w:r>
           </w:p>
           <w:p>
@@ -739,7 +739,7 @@
               <w:t xml:space="preserve">р/с </w:t>
             </w:r>
             <w:r>
-              <w:t xml:space="preserve">40702810052852396677</w:t>
+              <w:t xml:space="preserve">4070 2810 1652 8523 9667</w:t>
             </w:r>
             <w:r>
               <w:t xml:space="preserve"> в ПАО «Банк «Санкт-Петербург»</w:t>
@@ -764,7 +764,7 @@
               <w:t xml:space="preserve">Тел.: </w:t>
             </w:r>
             <w:r>
-              <w:t xml:space="preserve">+7 (846) 234-87-23</w:t>
+              <w:t xml:space="preserve">+7 (843) 127-20-63</w:t>
             </w:r>
           </w:p>
           <w:p>
@@ -772,16 +772,16 @@
               <w:t xml:space="preserve">E-mail: </w:t>
             </w:r>
             <w:r>
-              <w:t xml:space="preserve">petrov@sibtrans.ru</w:t>
+              <w:t xml:space="preserve">smirnova@yandex.ru</w:t>
             </w:r>
           </w:p>
           <w:p/>
           <w:p>
             <w:r>
-              <w:t xml:space="preserve">Генеральный директор ______________ </w:t>
-            </w:r>
-            <w:r>
-              <w:t xml:space="preserve">И. Н. Петров</w:t>
+              <w:t xml:space="preserve">Директор ______________ </w:t>
+            </w:r>
+            <w:r>
+              <w:t xml:space="preserve">А. И. Смирнова</w:t>
             </w:r>
           </w:p>
         </w:tc>
@@ -802,7 +802,7 @@
               <w:t xml:space="preserve">Индивидуальный предприниматель </w:t>
             </w:r>
             <w:r>
-              <w:t xml:space="preserve">Оганесян Гурген Ашотович</w:t>
+              <w:t xml:space="preserve">Морозов Артём Николаевич</w:t>
             </w:r>
           </w:p>
           <w:p>
@@ -810,7 +810,7 @@
               <w:t xml:space="preserve">Адрес регистрации: </w:t>
             </w:r>
             <w:r>
-              <w:t xml:space="preserve">а/я 76, г. Санкт-Петербург, 190000</w:t>
+              <w:t xml:space="preserve">бул. Космонавтов, д. 25, пгт. Софрино, Краснодарский край</w:t>
             </w:r>
           </w:p>
           <w:p>
@@ -849,7 +849,7 @@
               <w:t xml:space="preserve">Тел.: </w:t>
             </w:r>
             <w:r>
-              <w:t xml:space="preserve">+7 (383) 915-64-23</w:t>
+              <w:t xml:space="preserve">+7 (846) 204-31-63</w:t>
             </w:r>
           </w:p>
           <w:p>
@@ -857,7 +857,7 @@
               <w:t xml:space="preserve">E-mail: </w:t>
             </w:r>
             <w:r>
-              <w:t xml:space="preserve">oganesyan@sibtrans.ru</w:t>
+              <w:t xml:space="preserve">morozov@sibtrans.ru</w:t>
             </w:r>
           </w:p>
           <w:p/>
@@ -866,7 +866,7 @@
               <w:t xml:space="preserve">ИП ______________ </w:t>
             </w:r>
             <w:r>
-              <w:t xml:space="preserve">Оганесян Г. А.</w:t>
+              <w:t xml:space="preserve">Морозов А. Н.</w:t>
             </w:r>
           </w:p>
           <w:tbl>
@@ -946,7 +946,7 @@
                 </w:tcPr>
                 <w:p>
                   <w:r>
-                    <w:t xml:space="preserve">Оганесян Г. А.</w:t>
+                    <w:t xml:space="preserve">Морозов А. Н.</w:t>
                   </w:r>
                 </w:p>
               </w:tc>
@@ -967,7 +967,7 @@
         <w:t xml:space="preserve">Арендодатель: _______________ /</w:t>
       </w:r>
       <w:r>
-        <w:t xml:space="preserve">Петров И. Н.</w:t>
+        <w:t xml:space="preserve">Смирнова А. И.</w:t>
       </w:r>
       <w:r>
         <w:t xml:space="preserve">/</w:t>
@@ -978,7 +978,7 @@
         <w:t xml:space="preserve">Арендатор: _______________ /</w:t>
       </w:r>
       <w:r>
-        <w:t xml:space="preserve">Оганесян Г. А.</w:t>
+        <w:t xml:space="preserve">Морозов А. Н.</w:t>
       </w:r>
       <w:r>
         <w:t xml:space="preserve">/</w:t>
@@ -997,16 +997,16 @@
 <w:hdr xmlns:w="http://schemas.openxmlformats.org/wordprocessingml/2006/main" xmlns:r="http://schemas.openxmlformats.org/officeDocument/2006/relationships" xmlns:v="urn:schemas-microsoft-com:vml" xmlns:w10="urn:schemas-microsoft-com:office:word" xmlns:o="urn:schemas-microsoft-com:office:office">
   <w:p>
     <w:r>
-      <w:t xml:space="preserve">ООО «Иванов» · </w:t>
+      <w:t xml:space="preserve">АО «НПО им. С.А. Лавочкина» · </w:t>
     </w:r>
     <w:r>
-      <w:t xml:space="preserve">+7 (843) 899-34-74</w:t>
+      <w:t xml:space="preserve">+7 (383) 384-81-25</w:t>
     </w:r>
     <w:r>
       <w:t xml:space="preserve"> · </w:t>
     </w:r>
     <w:r>
-      <w:t xml:space="preserve">petrov@mail.ru</w:t>
+      <w:t xml:space="preserve">smirnova@bk.ru</w:t>
     </w:r>
   </w:p>
 </w:hdr>

--- a/tests/corpus_v2/docs/lease_0008.docx
+++ b/tests/corpus_v2/docs/lease_0008.docx
@@ -460,6 +460,93 @@
         </w:tc>
       </w:tr>
     </w:tbl>
+    <w:p>
+      <w:r>
+        <w:t xml:space="preserve">2.8. </w:t>
+      </w:r>
+      <w:r>
+        <w:t xml:space="preserve">Платёж по налогу перечисляется на код бюджетной классификации </w:t>
+      </w:r>
+      <w:r>
+        <w:t xml:space="preserve">182 101 010 110 110 001 10</w:t>
+      </w:r>
+      <w:r>
+        <w:t xml:space="preserve">, получатель — территориальный орган Федерального казначейства.</w:t>
+      </w:r>
+    </w:p>
+    <w:p>
+      <w:r>
+        <w:t xml:space="preserve">2.9. </w:t>
+      </w:r>
+      <w:r>
+        <w:t xml:space="preserve">Полномочия подтверждаются свидетельством о рождении, выдано </w:t>
+      </w:r>
+      <w:r>
+        <w:t xml:space="preserve">13.11.2014</w:t>
+      </w:r>
+      <w:r>
+        <w:t xml:space="preserve"> отделом ЗАГС.</w:t>
+      </w:r>
+    </w:p>
+    <w:tbl>
+      <w:tblPr>
+        <w:tblW w:w="9360" w:type="dxa"/>
+        <w:tblBorders>
+          <w:top w:val="single" w:sz="4" w:color="auto"/>
+          <w:left w:val="single" w:sz="4" w:color="auto"/>
+          <w:bottom w:val="single" w:sz="4" w:color="auto"/>
+          <w:right w:val="single" w:sz="4" w:color="auto"/>
+          <w:insideH w:val="single" w:sz="4" w:color="auto"/>
+          <w:insideV w:val="single" w:sz="4" w:color="auto"/>
+        </w:tblBorders>
+      </w:tblPr>
+      <w:tblGrid>
+        <w:gridCol w:w="4680"/>
+        <w:gridCol w:w="4680"/>
+      </w:tblGrid>
+      <w:tr>
+        <w:tc>
+          <w:tcPr>
+            <w:tcW w:w="4680" w:type="dxa"/>
+          </w:tcPr>
+          <w:p>
+            <w:r>
+              <w:t xml:space="preserve">4</w:t>
+            </w:r>
+          </w:p>
+        </w:tc>
+        <w:tc>
+          <w:tcPr>
+            <w:tcW w:w="4680" w:type="dxa"/>
+          </w:tcPr>
+          <w:p>
+            <w:r>
+              <w:t xml:space="preserve">РУБ.</w:t>
+            </w:r>
+          </w:p>
+        </w:tc>
+      </w:tr>
+    </w:tbl>
+    <w:p>
+      <w:r>
+        <w:t xml:space="preserve">2.10. </w:t>
+      </w:r>
+      <w:r>
+        <w:t xml:space="preserve">Поставке подлежит насос модели </w:t>
+      </w:r>
+      <w:r>
+        <w:t xml:space="preserve">ЭЦВ-6-10-80h</w:t>
+      </w:r>
+      <w:r>
+        <w:t xml:space="preserve"> и кабель марки </w:t>
+      </w:r>
+      <w:r>
+        <w:t xml:space="preserve">ВВГнг(А)-LSt</w:t>
+      </w:r>
+      <w:r>
+        <w:t xml:space="preserve">.</w:t>
+      </w:r>
+    </w:p>
     <w:p/>
     <w:p>
       <w:r>
@@ -474,7 +561,7 @@
         <w:t xml:space="preserve">3.1. Место исполнения обязательств: </w:t>
       </w:r>
       <w:r>
-        <w:t xml:space="preserve">ш. Октябрьская, д. 23, пос. Заречный, Новосибирская обл.</w:t>
+        <w:t xml:space="preserve">наб. Кирова, д. 71, д. Малые Вязёмы, Республика Татарстан</w:t>
       </w:r>
       <w:r>
         <w:t xml:space="preserve">.</w:t>
@@ -491,7 +578,7 @@
         <w:t xml:space="preserve"> по телефону </w:t>
       </w:r>
       <w:r>
-        <w:t xml:space="preserve">+7 (499) 783-80-52</w:t>
+        <w:t xml:space="preserve">+7 (499) 606-54-58</w:t>
       </w:r>
       <w:r>
         <w:t xml:space="preserve">.</w:t>
@@ -502,7 +589,7 @@
         <w:t xml:space="preserve">3.3. Срок исполнения обязательств — </w:t>
       </w:r>
       <w:r>
-        <w:t xml:space="preserve">в течение 7 (Семи) календарных дней с момента выставления счета</w:t>
+        <w:t xml:space="preserve">в течение 20 (Двадцати) календарных дней с момента выставления счета</w:t>
       </w:r>
       <w:r>
         <w:t xml:space="preserve">.</w:t>
@@ -567,7 +654,7 @@
         <w:t xml:space="preserve">Сторона, для которой создалась невозможность исполнения, обязана уведомить другую Сторону. Срок уведомления — </w:t>
       </w:r>
       <w:r>
-        <w:t xml:space="preserve">не позднее 16.06.2026</w:t>
+        <w:t xml:space="preserve">не позднее 28.01.2026</w:t>
       </w:r>
       <w:r>
         <w:t xml:space="preserve">.</w:t>
@@ -581,7 +668,7 @@
         <w:t xml:space="preserve">Все споры и разногласия решаются путём переговоров. Претензионный порядок обязателен, срок ответа на претензию — </w:t>
       </w:r>
       <w:r>
-        <w:t xml:space="preserve">в течение 20 рабочих дней с момента заключения контракта</w:t>
+        <w:t xml:space="preserve">в течение 60 рабочих дней с момента заключения контракта</w:t>
       </w:r>
       <w:r>
         <w:t xml:space="preserve">.</w:t>
@@ -623,10 +710,10 @@
         <w:rPr>
           <w:b/>
         </w:rPr>
-        <w:t xml:space="preserve">в течение 3</w:t>
-      </w:r>
-      <w:r>
-        <w:t xml:space="preserve">6 месяцев с момента заключения контракта</w:t>
+        <w:t xml:space="preserve">не позднее 22.07.20</w:t>
+      </w:r>
+      <w:r>
+        <w:t xml:space="preserve">25</w:t>
       </w:r>
       <w:r>
         <w:t xml:space="preserve">.</w:t>
@@ -640,10 +727,10 @@
         <w:rPr>
           <w:b/>
         </w:rPr>
-        <w:t xml:space="preserve">77/20</w:t>
-      </w:r>
-      <w:r>
-        <w:t xml:space="preserve">23-П</w:t>
+        <w:t xml:space="preserve">96/20</w:t>
+      </w:r>
+      <w:r>
+        <w:t xml:space="preserve">25-А</w:t>
       </w:r>
       <w:r>
         <w:t xml:space="preserve">.</w:t>
@@ -654,7 +741,7 @@
         <w:t xml:space="preserve">9.4. Контрольная запись: </w:t>
       </w:r>
       <w:r>
-        <w:t xml:space="preserve">Шесть миллионов девятьсот восемьдесят тысяч рублей 0 0  копеек</w:t>
+        <w:t xml:space="preserve">Шестьсот семьдесят одна тысяча рублей 5 0  копеек</w:t>
       </w:r>
       <w:r>
         <w:t xml:space="preserve">.</w:t>
@@ -709,7 +796,7 @@
               <w:t xml:space="preserve">Юридический адрес: </w:t>
             </w:r>
             <w:r>
-              <w:t xml:space="preserve">наб. Тверская, д. 28, тер. СНТ «Родник», Тверская обл.</w:t>
+              <w:t xml:space="preserve">ул. Ленина, д. 54, с. Ивановское, Республика Татарстан</w:t>
             </w:r>
           </w:p>
           <w:p>
@@ -764,7 +851,7 @@
               <w:t xml:space="preserve">Тел.: </w:t>
             </w:r>
             <w:r>
-              <w:t xml:space="preserve">+7 (843) 127-20-63</w:t>
+              <w:t xml:space="preserve">+7 (843) 208-68-58</w:t>
             </w:r>
           </w:p>
           <w:p>
@@ -772,7 +859,7 @@
               <w:t xml:space="preserve">E-mail: </w:t>
             </w:r>
             <w:r>
-              <w:t xml:space="preserve">smirnova@yandex.ru</w:t>
+              <w:t xml:space="preserve">smirnova@gmail.com</w:t>
             </w:r>
           </w:p>
           <w:p/>
@@ -810,7 +897,7 @@
               <w:t xml:space="preserve">Адрес регистрации: </w:t>
             </w:r>
             <w:r>
-              <w:t xml:space="preserve">бул. Космонавтов, д. 25, пгт. Софрино, Краснодарский край</w:t>
+              <w:t xml:space="preserve">проезд Строителей, д. 57, пгт. Софрино, Ленинградская обл.</w:t>
             </w:r>
           </w:p>
           <w:p>
@@ -849,7 +936,7 @@
               <w:t xml:space="preserve">Тел.: </w:t>
             </w:r>
             <w:r>
-              <w:t xml:space="preserve">+7 (846) 204-31-63</w:t>
+              <w:t xml:space="preserve">+7 (383) 225-74-92</w:t>
             </w:r>
           </w:p>
           <w:p>
@@ -857,7 +944,7 @@
               <w:t xml:space="preserve">E-mail: </w:t>
             </w:r>
             <w:r>
-              <w:t xml:space="preserve">morozov@sibtrans.ru</w:t>
+              <w:t xml:space="preserve">morozov@yandex.ru</w:t>
             </w:r>
           </w:p>
           <w:p/>
@@ -1000,13 +1087,13 @@
       <w:t xml:space="preserve">АО «НПО им. С.А. Лавочкина» · </w:t>
     </w:r>
     <w:r>
-      <w:t xml:space="preserve">+7 (383) 384-81-25</w:t>
+      <w:t xml:space="preserve">+7 (383) 376-79-72</w:t>
     </w:r>
     <w:r>
       <w:t xml:space="preserve"> · </w:t>
     </w:r>
     <w:r>
-      <w:t xml:space="preserve">smirnova@bk.ru</w:t>
+      <w:t xml:space="preserve">smirnova@inbox.ru</w:t>
     </w:r>
   </w:p>
 </w:hdr>

--- a/tests/corpus_v2/docs/lease_0008.docx
+++ b/tests/corpus_v2/docs/lease_0008.docx
@@ -112,7 +112,7 @@
         <w:t xml:space="preserve">Срок передачи помещения по акту приёма-передачи — </w:t>
       </w:r>
       <w:r>
-        <w:t xml:space="preserve">не позднее 17.02.2025</w:t>
+        <w:t xml:space="preserve">не позднее 15.07.2025</w:t>
       </w:r>
       <w:r>
         <w:t xml:space="preserve">.</w:t>
@@ -126,7 +126,7 @@
         <w:t xml:space="preserve">Арендная плата за месяц: </w:t>
       </w:r>
       <w:r>
-        <w:t xml:space="preserve">4 090 000 (четыре миллиона девяносто тысяч) ₽</w:t>
+        <w:t xml:space="preserve">99 200 000 (девяносто девять миллионов двести тысяч) ₽</w:t>
       </w:r>
       <w:r>
         <w:t xml:space="preserve">, НДС не облагается, т.к. применяется УСН</w:t>
@@ -141,6 +141,101 @@
       </w:r>
       <w:r>
         <w:t xml:space="preserve">Арендатор обязан поддерживать помещение в исправном состоянии и производить текущий ремонт за свой счёт.</w:t>
+      </w:r>
+    </w:p>
+    <w:p>
+      <w:r>
+        <w:t xml:space="preserve">1.5. </w:t>
+      </w:r>
+      <w:r>
+        <w:t xml:space="preserve">Партия сопровождается накладной формы ТОРГ-12 № </w:t>
+      </w:r>
+      <w:r>
+        <w:t xml:space="preserve">041254113</w:t>
+      </w:r>
+      <w:r>
+        <w:t xml:space="preserve">. Позиция учитывается в каталоге поставщика под номером </w:t>
+      </w:r>
+      <w:r>
+        <w:t xml:space="preserve">046546538</w:t>
+      </w:r>
+      <w:r>
+        <w:t xml:space="preserve">. Серийный номер агрегата — </w:t>
+      </w:r>
+      <w:r>
+        <w:t xml:space="preserve">046825046</w:t>
+      </w:r>
+      <w:r>
+        <w:t xml:space="preserve">.</w:t>
+      </w:r>
+    </w:p>
+    <w:p>
+      <w:r>
+        <w:t xml:space="preserve">1.6. </w:t>
+      </w:r>
+      <w:r>
+        <w:t xml:space="preserve">Расходы отражаются по коду цели </w:t>
+      </w:r>
+      <w:r>
+        <w:t xml:space="preserve">045315921</w:t>
+      </w:r>
+      <w:r>
+        <w:t xml:space="preserve">, установленному приказом Минфина России от 01.12.2010 № 157н. </w:t>
+      </w:r>
+      <w:r>
+        <w:t xml:space="preserve">БИК не указан, номер заявки — </w:t>
+      </w:r>
+      <w:r>
+        <w:t xml:space="preserve">040846855</w:t>
+      </w:r>
+      <w:r>
+        <w:t xml:space="preserve">.</w:t>
+      </w:r>
+    </w:p>
+    <w:p>
+      <w:r>
+        <w:t xml:space="preserve">1.7. </w:t>
+      </w:r>
+      <w:r>
+        <w:t xml:space="preserve">Учёт потребления ведётся по лицевому счёту </w:t>
+      </w:r>
+      <w:r>
+        <w:t xml:space="preserve">88927963977</w:t>
+      </w:r>
+      <w:r>
+        <w:t xml:space="preserve">. Приложение учтено за номером </w:t>
+      </w:r>
+      <w:r>
+        <w:t xml:space="preserve">84117812230</w:t>
+      </w:r>
+      <w:r>
+        <w:t xml:space="preserve">. Прибор учёта имеет заводской номер </w:t>
+      </w:r>
+      <w:r>
+        <w:t xml:space="preserve">82331569628</w:t>
+      </w:r>
+      <w:r>
+        <w:t xml:space="preserve">.</w:t>
+      </w:r>
+    </w:p>
+    <w:p>
+      <w:r>
+        <w:t xml:space="preserve">1.8. </w:t>
+      </w:r>
+      <w:r>
+        <w:t xml:space="preserve">Партия внесена в реестр под номером </w:t>
+      </w:r>
+      <w:r>
+        <w:t xml:space="preserve">85216424570</w:t>
+      </w:r>
+      <w:r>
+        <w:t xml:space="preserve">, как предусмотрено пунктом 2 статьи 434 Гражданского кодекса Российской Федерации. Уведомление о регистрации имеет исходящий № </w:t>
+      </w:r>
+      <w:r>
+        <w:t xml:space="preserve">84060264974</w:t>
+      </w:r>
+      <w:r>
+        <w:t xml:space="preserve">.</w:t>
       </w:r>
     </w:p>
     <w:p/>
@@ -157,7 +252,7 @@
         <w:t xml:space="preserve">2.1. Общая цена Договора: </w:t>
       </w:r>
       <w:r>
-        <w:t xml:space="preserve">8820000 (Восемь миллионов восемьсот двадцать тысяч) рублей 0 коп.</w:t>
+        <w:t xml:space="preserve">83500000 (Восемьдесят три миллиона пятьсот тысяч) рублей 0 коп.</w:t>
       </w:r>
       <w:r>
         <w:t xml:space="preserve">.</w:t>
@@ -179,7 +274,7 @@
         <w:t xml:space="preserve">2.3. Срок оплаты — </w:t>
       </w:r>
       <w:r>
-        <w:t xml:space="preserve">в течение шести месяцев</w:t>
+        <w:t xml:space="preserve">в течение двадцати четырех месяцев</w:t>
       </w:r>
       <w:r>
         <w:t xml:space="preserve">.</w:t>
@@ -199,7 +294,7 @@
         <w:t xml:space="preserve">, артикул </w:t>
       </w:r>
       <w:r>
-        <w:t xml:space="preserve">RM-5384-16</w:t>
+        <w:t xml:space="preserve">RM-8261-84</w:t>
       </w:r>
       <w:r>
         <w:t xml:space="preserve">, код </w:t>
@@ -259,43 +354,43 @@
         <w:t xml:space="preserve">. Товар отгружается с сопроводительным документом паспорт качества № </w:t>
       </w:r>
       <w:r>
-        <w:t xml:space="preserve">94 03 766948</w:t>
+        <w:t xml:space="preserve">36 18 128961</w:t>
       </w:r>
       <w:r>
         <w:t xml:space="preserve">. К партии приложен паспорт изделия № </w:t>
       </w:r>
       <w:r>
-        <w:t xml:space="preserve">86 05 139041</w:t>
+        <w:t xml:space="preserve">65 21 142494</w:t>
       </w:r>
       <w:r>
         <w:t xml:space="preserve">. Оборудование поставляется с паспортом транспортного средства № </w:t>
       </w:r>
       <w:r>
-        <w:t xml:space="preserve">60 17 569231</w:t>
+        <w:t xml:space="preserve">66 09 567590</w:t>
       </w:r>
       <w:r>
         <w:t xml:space="preserve">. Приёмка производится согласно техническому паспорту </w:t>
       </w:r>
       <w:r>
-        <w:t xml:space="preserve">01 05 224966</w:t>
+        <w:t xml:space="preserve">63 14 071478</w:t>
       </w:r>
       <w:r>
         <w:t xml:space="preserve">. СНИЛС не указан, номер заказа </w:t>
       </w:r>
       <w:r>
-        <w:t xml:space="preserve">281-175-259 12</w:t>
+        <w:t xml:space="preserve">802-902-104 69</w:t>
       </w:r>
       <w:r>
         <w:t xml:space="preserve">. Дата рождения не проставлена, документ выдан </w:t>
       </w:r>
       <w:r>
-        <w:t xml:space="preserve">10.02.2016</w:t>
+        <w:t xml:space="preserve">13.07.2017</w:t>
       </w:r>
       <w:r>
         <w:t xml:space="preserve">. Код подразделения, см. артикул </w:t>
       </w:r>
       <w:r>
-        <w:t xml:space="preserve">282-044</w:t>
+        <w:t xml:space="preserve">065-067</w:t>
       </w:r>
       <w:r>
         <w:t xml:space="preserve">. Цена — </w:t>
@@ -315,25 +410,25 @@
         <w:t xml:space="preserve">Товар маркирован штрихкодом </w:t>
       </w:r>
       <w:r>
-        <w:t xml:space="preserve">4600583735420</w:t>
+        <w:t xml:space="preserve">4603330115488</w:t>
       </w:r>
       <w:r>
         <w:t xml:space="preserve">. Код контрагента по ОКПО — </w:t>
       </w:r>
       <w:r>
-        <w:t xml:space="preserve">6945056550</w:t>
+        <w:t xml:space="preserve">3154906767</w:t>
       </w:r>
       <w:r>
         <w:t xml:space="preserve">. Оборудование учтено под инвентарным номером </w:t>
       </w:r>
       <w:r>
-        <w:t xml:space="preserve">042272806</w:t>
+        <w:t xml:space="preserve">043614423</w:t>
       </w:r>
       <w:r>
         <w:t xml:space="preserve">, складской позиции присвоен номер </w:t>
       </w:r>
       <w:r>
-        <w:t xml:space="preserve">070306418</w:t>
+        <w:t xml:space="preserve">328345231</w:t>
       </w:r>
       <w:r>
         <w:t xml:space="preserve">.</w:t>
@@ -347,19 +442,19 @@
         <w:t xml:space="preserve">Оплата по счёту-фактуре на КБК </w:t>
       </w:r>
       <w:r>
-        <w:t xml:space="preserve">18210101011011000119</w:t>
+        <w:t xml:space="preserve">18210101011011000129</w:t>
       </w:r>
       <w:r>
         <w:t xml:space="preserve">. ИНН не присвоен, регистрационный № </w:t>
       </w:r>
       <w:r>
-        <w:t xml:space="preserve">6517719957</w:t>
+        <w:t xml:space="preserve">8068355003</w:t>
       </w:r>
       <w:r>
         <w:t xml:space="preserve">. ИНН не присвоен, платёжный документ № </w:t>
       </w:r>
       <w:r>
-        <w:t xml:space="preserve">100392737588</w:t>
+        <w:t xml:space="preserve">870002109779</w:t>
       </w:r>
       <w:r>
         <w:t xml:space="preserve">. Заказчик действует в лице </w:t>
@@ -379,13 +474,13 @@
         <w:t xml:space="preserve">Массовая доля влаги в товаре — </w:t>
       </w:r>
       <w:r>
-        <w:t xml:space="preserve">не более 9 %</w:t>
+        <w:t xml:space="preserve">не более 11 %</w:t>
       </w:r>
       <w:r>
         <w:t xml:space="preserve">. Товар подлежит хранению </w:t>
       </w:r>
       <w:r>
-        <w:t xml:space="preserve">в течение 48 часов</w:t>
+        <w:t xml:space="preserve">в течение 24 часов</w:t>
       </w:r>
       <w:r>
         <w:t xml:space="preserve"> при температуре не выше +4 °C. Срок исковой давности по требованиям, вытекающим из Договора, составляет </w:t>
@@ -454,7 +549,7 @@
           </w:tcPr>
           <w:p>
             <w:r>
-              <w:t xml:space="preserve">0780142571</w:t>
+              <w:t xml:space="preserve">1991828916</w:t>
             </w:r>
           </w:p>
         </w:tc>
@@ -482,7 +577,7 @@
         <w:t xml:space="preserve">Полномочия подтверждаются свидетельством о рождении, выдано </w:t>
       </w:r>
       <w:r>
-        <w:t xml:space="preserve">13.11.2014</w:t>
+        <w:t xml:space="preserve">08.02.2020</w:t>
       </w:r>
       <w:r>
         <w:t xml:space="preserve"> отделом ЗАГС.</w:t>
@@ -511,7 +606,7 @@
           </w:tcPr>
           <w:p>
             <w:r>
-              <w:t xml:space="preserve">4</w:t>
+              <w:t xml:space="preserve">2</w:t>
             </w:r>
           </w:p>
         </w:tc>
@@ -561,7 +656,7 @@
         <w:t xml:space="preserve">3.1. Место исполнения обязательств: </w:t>
       </w:r>
       <w:r>
-        <w:t xml:space="preserve">наб. Кирова, д. 71, д. Малые Вязёмы, Республика Татарстан</w:t>
+        <w:t xml:space="preserve">ш. Строителей, д. 6, с. Ивановское, Московская обл.</w:t>
       </w:r>
       <w:r>
         <w:t xml:space="preserve">.</w:t>
@@ -578,7 +673,7 @@
         <w:t xml:space="preserve"> по телефону </w:t>
       </w:r>
       <w:r>
-        <w:t xml:space="preserve">+7 (499) 606-54-58</w:t>
+        <w:t xml:space="preserve">+7 (812) 374-97-23</w:t>
       </w:r>
       <w:r>
         <w:t xml:space="preserve">.</w:t>
@@ -589,7 +684,111 @@
         <w:t xml:space="preserve">3.3. Срок исполнения обязательств — </w:t>
       </w:r>
       <w:r>
-        <w:t xml:space="preserve">в течение 20 (Двадцати) календарных дней с момента выставления счета</w:t>
+        <w:t xml:space="preserve">в течение 45 (Сорока пяти) календарных дней с момента выставления счета</w:t>
+      </w:r>
+      <w:r>
+        <w:t xml:space="preserve">.</w:t>
+      </w:r>
+    </w:p>
+    <w:p>
+      <w:r>
+        <w:t xml:space="preserve">3.4. </w:t>
+      </w:r>
+      <w:r>
+        <w:t xml:space="preserve">Оплата производится за счёт бюджетных средств, КБК </w:t>
+      </w:r>
+      <w:r>
+        <w:t xml:space="preserve">18295638085973887529</w:t>
+      </w:r>
+      <w:r>
+        <w:t xml:space="preserve">. Показания счётчика снимаются по прибору с заводским номером </w:t>
+      </w:r>
+      <w:r>
+        <w:t xml:space="preserve">39048836635488808402</w:t>
+      </w:r>
+      <w:r>
+        <w:t xml:space="preserve">.</w:t>
+      </w:r>
+    </w:p>
+    <w:p>
+      <w:r>
+        <w:t xml:space="preserve">3.5. </w:t>
+      </w:r>
+      <w:r>
+        <w:t xml:space="preserve">Счёт на оплату содержит УИН </w:t>
+      </w:r>
+      <w:r>
+        <w:t xml:space="preserve">18209153025270579186</w:t>
+      </w:r>
+      <w:r>
+        <w:t xml:space="preserve">. Счёт-проформа к настоящему Договору имеет номер </w:t>
+      </w:r>
+      <w:r>
+        <w:t xml:space="preserve">77481573352448010022</w:t>
+      </w:r>
+      <w:r>
+        <w:t xml:space="preserve">. Очерёдность списания со счёта определяется статьёй 855 Гражданского кодекса Российской Федерации, код вида дохода — </w:t>
+      </w:r>
+      <w:r>
+        <w:t xml:space="preserve">18210987314478328264</w:t>
+      </w:r>
+      <w:r>
+        <w:t xml:space="preserve">.</w:t>
+      </w:r>
+    </w:p>
+    <w:p>
+      <w:r>
+        <w:t xml:space="preserve">3.6. </w:t>
+      </w:r>
+      <w:r>
+        <w:t xml:space="preserve">ИНН иностранного контрагента не присваивается; номер записи в торговом реестре — </w:t>
+      </w:r>
+      <w:r>
+        <w:t xml:space="preserve">6517719957</w:t>
+      </w:r>
+      <w:r>
+        <w:t xml:space="preserve">. ИНН указан в приложении, номер спецификации </w:t>
+      </w:r>
+      <w:r>
+        <w:t xml:space="preserve">0388104261</w:t>
+      </w:r>
+      <w:r>
+        <w:t xml:space="preserve">. В силу статьи 84 Налогового кодекса Российской Федерации ИНН присваивается налоговым органом; номер решения — </w:t>
+      </w:r>
+      <w:r>
+        <w:t xml:space="preserve">0780142571</w:t>
+      </w:r>
+      <w:r>
+        <w:t xml:space="preserve">.</w:t>
+      </w:r>
+    </w:p>
+    <w:p>
+      <w:r>
+        <w:t xml:space="preserve">3.7. </w:t>
+      </w:r>
+      <w:r>
+        <w:t xml:space="preserve">Партии присвоен номер прослеживаемости </w:t>
+      </w:r>
+      <w:r>
+        <w:t xml:space="preserve">7106777836</w:t>
+      </w:r>
+      <w:r>
+        <w:t xml:space="preserve">. Доля посторонних включений — не более </w:t>
+      </w:r>
+      <w:r>
+        <w:t xml:space="preserve">0,1 %</w:t>
+      </w:r>
+      <w:r>
+        <w:t xml:space="preserve">. Прибор имеет погрешность не более </w:t>
+      </w:r>
+      <w:r>
+        <w:t xml:space="preserve">0,4 %</w:t>
+      </w:r>
+      <w:r>
+        <w:t xml:space="preserve">. Оборудованию присвоен заводской номер </w:t>
+      </w:r>
+      <w:r>
+        <w:t xml:space="preserve">6660600157</w:t>
       </w:r>
       <w:r>
         <w:t xml:space="preserve">.</w:t>
@@ -654,7 +853,7 @@
         <w:t xml:space="preserve">Сторона, для которой создалась невозможность исполнения, обязана уведомить другую Сторону. Срок уведомления — </w:t>
       </w:r>
       <w:r>
-        <w:t xml:space="preserve">не позднее 28.01.2026</w:t>
+        <w:t xml:space="preserve">не позднее 11.06.2026</w:t>
       </w:r>
       <w:r>
         <w:t xml:space="preserve">.</w:t>
@@ -668,7 +867,125 @@
         <w:t xml:space="preserve">Все споры и разногласия решаются путём переговоров. Претензионный порядок обязателен, срок ответа на претензию — </w:t>
       </w:r>
       <w:r>
-        <w:t xml:space="preserve">в течение 60 рабочих дней с момента заключения контракта</w:t>
+        <w:t xml:space="preserve">в течение 30 рабочих дней с момента заключения контракта</w:t>
+      </w:r>
+      <w:r>
+        <w:t xml:space="preserve">.</w:t>
+      </w:r>
+    </w:p>
+    <w:p>
+      <w:r>
+        <w:t xml:space="preserve">4.6. </w:t>
+      </w:r>
+      <w:r>
+        <w:t xml:space="preserve">ИНН физического лица не приводится; лицевой счёт — </w:t>
+      </w:r>
+      <w:r>
+        <w:t xml:space="preserve">541816233265</w:t>
+      </w:r>
+      <w:r>
+        <w:t xml:space="preserve">. ИНН см. приложение; номенклатурный код — </w:t>
+      </w:r>
+      <w:r>
+        <w:t xml:space="preserve">353815216277</w:t>
+      </w:r>
+      <w:r>
+        <w:t xml:space="preserve">. ИНН физического лица обрабатывается в порядке статьи 86 Налогового кодекса Российской Федерации; номер запроса — </w:t>
+      </w:r>
+      <w:r>
+        <w:t xml:space="preserve">551566541077</w:t>
+      </w:r>
+      <w:r>
+        <w:t xml:space="preserve">.</w:t>
+      </w:r>
+    </w:p>
+    <w:p>
+      <w:r>
+        <w:t xml:space="preserve">4.7. </w:t>
+      </w:r>
+      <w:r>
+        <w:t xml:space="preserve">Номер товарной накладной на партию — </w:t>
+      </w:r>
+      <w:r>
+        <w:t xml:space="preserve">042970278629</w:t>
+      </w:r>
+      <w:r>
+        <w:t xml:space="preserve">. Модуль учёта имеет заводской номер </w:t>
+      </w:r>
+      <w:r>
+        <w:t xml:space="preserve">078523481992</w:t>
+      </w:r>
+      <w:r>
+        <w:t xml:space="preserve">. Проектный уклон кровли — </w:t>
+      </w:r>
+      <w:r>
+        <w:t xml:space="preserve">8 %</w:t>
+      </w:r>
+      <w:r>
+        <w:t xml:space="preserve">.</w:t>
+      </w:r>
+    </w:p>
+    <w:p>
+      <w:r>
+        <w:t xml:space="preserve">4.8. </w:t>
+      </w:r>
+      <w:r>
+        <w:t xml:space="preserve">Предельная доля иностранного участия в уставном капитале установлена законом и составляет </w:t>
+      </w:r>
+      <w:r>
+        <w:t xml:space="preserve">49 %</w:t>
+      </w:r>
+      <w:r>
+        <w:t xml:space="preserve"> согласно Федеральному закону об иностранных инвестициях. Приложением № 3 установлена доля брака не более </w:t>
+      </w:r>
+      <w:r>
+        <w:t xml:space="preserve">1,3 %</w:t>
+      </w:r>
+      <w:r>
+        <w:t xml:space="preserve">.</w:t>
+      </w:r>
+    </w:p>
+    <w:p>
+      <w:r>
+        <w:t xml:space="preserve">4.9. </w:t>
+      </w:r>
+      <w:r>
+        <w:t xml:space="preserve">Изготовитель установил срок годности </w:t>
+      </w:r>
+      <w:r>
+        <w:t xml:space="preserve">в течение 12 месяцев</w:t>
+      </w:r>
+      <w:r>
+        <w:t xml:space="preserve"> с даты выпуска. Смесь выдерживается </w:t>
+      </w:r>
+      <w:r>
+        <w:t xml:space="preserve">в течение 24 часов</w:t>
+      </w:r>
+      <w:r>
+        <w:t xml:space="preserve"> при температуре не ниже +5 °C.</w:t>
+      </w:r>
+    </w:p>
+    <w:p>
+      <w:r>
+        <w:t xml:space="preserve">4.10. </w:t>
+      </w:r>
+      <w:r>
+        <w:t xml:space="preserve">Претензии по качеству работ предъявляются </w:t>
+      </w:r>
+      <w:r>
+        <w:t xml:space="preserve">в течение одного года</w:t>
+      </w:r>
+      <w:r>
+        <w:t xml:space="preserve">, как установлено статьёй 725 Гражданского кодекса Российской Федерации. Общество осуществляет деятельность </w:t>
+      </w:r>
+      <w:r>
+        <w:t xml:space="preserve">в течение 25 лет</w:t>
+      </w:r>
+      <w:r>
+        <w:t xml:space="preserve">. Окончание отчётного периода — </w:t>
+      </w:r>
+      <w:r>
+        <w:t xml:space="preserve">не позднее 26.07.2024</w:t>
       </w:r>
       <w:r>
         <w:t xml:space="preserve">.</w:t>
@@ -693,10 +1010,10 @@
         <w:rPr>
           <w:b/>
         </w:rPr>
-        <w:t xml:space="preserve">2</w:t>
-      </w:r>
-      <w:r>
-        <w:t xml:space="preserve">1% за каждый день просрочки</w:t>
+        <w:t xml:space="preserve">1</w:t>
+      </w:r>
+      <w:r>
+        <w:t xml:space="preserve">5% за каждый день просрочки</w:t>
       </w:r>
       <w:r>
         <w:t xml:space="preserve">.</w:t>
@@ -710,10 +1027,10 @@
         <w:rPr>
           <w:b/>
         </w:rPr>
-        <w:t xml:space="preserve">не позднее 22.07.20</w:t>
-      </w:r>
-      <w:r>
-        <w:t xml:space="preserve">25</w:t>
+        <w:t xml:space="preserve">в течение 1</w:t>
+      </w:r>
+      <w:r>
+        <w:t xml:space="preserve">4 (Четырнадцати) календарных дней</w:t>
       </w:r>
       <w:r>
         <w:t xml:space="preserve">.</w:t>
@@ -727,10 +1044,10 @@
         <w:rPr>
           <w:b/>
         </w:rPr>
-        <w:t xml:space="preserve">96/20</w:t>
-      </w:r>
-      <w:r>
-        <w:t xml:space="preserve">25-А</w:t>
+        <w:t xml:space="preserve">25/20</w:t>
+      </w:r>
+      <w:r>
+        <w:t xml:space="preserve">23-Д</w:t>
       </w:r>
       <w:r>
         <w:t xml:space="preserve">.</w:t>
@@ -741,7 +1058,7 @@
         <w:t xml:space="preserve">9.4. Контрольная запись: </w:t>
       </w:r>
       <w:r>
-        <w:t xml:space="preserve">Шестьсот семьдесят одна тысяча рублей 5 0  копеек</w:t>
+        <w:t xml:space="preserve">Восемьсот девяносто тысяч рублей 0 0  копеек</w:t>
       </w:r>
       <w:r>
         <w:t xml:space="preserve">.</w:t>
@@ -796,7 +1113,15 @@
               <w:t xml:space="preserve">Юридический адрес: </w:t>
             </w:r>
             <w:r>
-              <w:t xml:space="preserve">ул. Ленина, д. 54, с. Ивановское, Республика Татарстан</w:t>
+              <w:t xml:space="preserve">бул. Космонавтов, д. 66, рп. Обухово, Свердловская обл.</w:t>
+            </w:r>
+          </w:p>
+          <w:p>
+            <w:r>
+              <w:t xml:space="preserve">Почтовый адрес: </w:t>
+            </w:r>
+            <w:r>
+              <w:t xml:space="preserve">бул. Космонавтов, д. 56, д. Малые Вязёмы, Краснодарский край</w:t>
             </w:r>
           </w:p>
           <w:p>
@@ -851,7 +1176,7 @@
               <w:t xml:space="preserve">Тел.: </w:t>
             </w:r>
             <w:r>
-              <w:t xml:space="preserve">+7 (843) 208-68-58</w:t>
+              <w:t xml:space="preserve">+7 (812) 477-60-17</w:t>
             </w:r>
           </w:p>
           <w:p>
@@ -897,7 +1222,7 @@
               <w:t xml:space="preserve">Адрес регистрации: </w:t>
             </w:r>
             <w:r>
-              <w:t xml:space="preserve">проезд Строителей, д. 57, пгт. Софрино, Ленинградская обл.</w:t>
+              <w:t xml:space="preserve">бул. Лесная, д. 67, пгт. Софрино, Новосибирская обл.</w:t>
             </w:r>
           </w:p>
           <w:p>
@@ -936,7 +1261,7 @@
               <w:t xml:space="preserve">Тел.: </w:t>
             </w:r>
             <w:r>
-              <w:t xml:space="preserve">+7 (383) 225-74-92</w:t>
+              <w:t xml:space="preserve">+7 (383) 513-97-59</w:t>
             </w:r>
           </w:p>
           <w:p>
@@ -944,7 +1269,7 @@
               <w:t xml:space="preserve">E-mail: </w:t>
             </w:r>
             <w:r>
-              <w:t xml:space="preserve">morozov@yandex.ru</w:t>
+              <w:t xml:space="preserve">morozov@sibtrans.ru</w:t>
             </w:r>
           </w:p>
           <w:p/>
@@ -1087,13 +1412,13 @@
       <w:t xml:space="preserve">АО «НПО им. С.А. Лавочкина» · </w:t>
     </w:r>
     <w:r>
-      <w:t xml:space="preserve">+7 (383) 376-79-72</w:t>
+      <w:t xml:space="preserve">+7 (499) 928-98-52</w:t>
     </w:r>
     <w:r>
       <w:t xml:space="preserve"> · </w:t>
     </w:r>
     <w:r>
-      <w:t xml:space="preserve">smirnova@inbox.ru</w:t>
+      <w:t xml:space="preserve">smirnova@sibtrans.ru</w:t>
     </w:r>
   </w:p>
 </w:hdr>

--- a/tests/corpus_v2/docs/lease_0008.docx
+++ b/tests/corpus_v2/docs/lease_0008.docx
@@ -1059,6 +1059,37 @@
       </w:r>
       <w:r>
         <w:t xml:space="preserve">Восемьсот девяносто тысяч рублей 0 0  копеек</w:t>
+      </w:r>
+      <w:r>
+        <w:t xml:space="preserve">.</w:t>
+      </w:r>
+    </w:p>
+    <w:p/>
+    <w:p>
+      <w:r>
+        <w:rPr>
+          <w:b/>
+        </w:rPr>
+        <w:t xml:space="preserve">6. ОСОБЫЕ УСЛОВИЯ ОТДЕЛЬНЫХ ВИДОВ ДАННЫХ</w:t>
+      </w:r>
+    </w:p>
+    <w:p>
+      <w:r>
+        <w:t xml:space="preserve">6.1. Полномочия представителя подтверждены доверенностью, реестровый номер </w:t>
+      </w:r>
+      <w:r>
+        <w:t xml:space="preserve">23/5-н/23-2025-2-1104</w:t>
+      </w:r>
+      <w:r>
+        <w:t xml:space="preserve">.</w:t>
+      </w:r>
+    </w:p>
+    <w:p>
+      <w:r>
+        <w:t xml:space="preserve">6.2. Для сопоставления в учёте указывается: </w:t>
+      </w:r>
+      <w:r>
+        <w:t xml:space="preserve">ГОСТ Р 52044-2003</w:t>
       </w:r>
       <w:r>
         <w:t xml:space="preserve">.</w:t>

--- a/tests/corpus_v2/docs/lease_0008.docx
+++ b/tests/corpus_v2/docs/lease_0008.docx
@@ -1075,21 +1075,87 @@
     </w:p>
     <w:p>
       <w:r>
-        <w:t xml:space="preserve">6.1. Полномочия представителя подтверждены доверенностью, реестровый номер </w:t>
-      </w:r>
-      <w:r>
-        <w:t xml:space="preserve">23/5-н/23-2025-2-1104</w:t>
-      </w:r>
-      <w:r>
-        <w:t xml:space="preserve">.</w:t>
-      </w:r>
-    </w:p>
-    <w:p>
-      <w:r>
-        <w:t xml:space="preserve">6.2. Для сопоставления в учёте указывается: </w:t>
-      </w:r>
-      <w:r>
-        <w:t xml:space="preserve">ГОСТ Р 52044-2003</w:t>
+        <w:t xml:space="preserve">6.1. Работы выполняются на основании ранее заключённого Договора № </w:t>
+      </w:r>
+      <w:r>
+        <w:t xml:space="preserve">01Ф-00034/16-124Д</w:t>
+      </w:r>
+      <w:r>
+        <w:t xml:space="preserve"> между теми же сторонами.</w:t>
+      </w:r>
+    </w:p>
+    <w:p>
+      <w:r>
+        <w:t xml:space="preserve">6.2. Первичные документы: </w:t>
+      </w:r>
+      <w:r>
+        <w:t xml:space="preserve">лицензия Л035-01298-77/00123456 Рособрнадзора</w:t>
+      </w:r>
+      <w:r>
+        <w:t xml:space="preserve">.</w:t>
+      </w:r>
+    </w:p>
+    <w:p>
+      <w:r>
+        <w:t xml:space="preserve">6.3. Запись о лицензии внесена в реестр за регистрационным номером </w:t>
+      </w:r>
+      <w:r>
+        <w:t xml:space="preserve">268530417</w:t>
+      </w:r>
+      <w:r>
+        <w:t xml:space="preserve">.</w:t>
+      </w:r>
+    </w:p>
+    <w:p>
+      <w:r>
+        <w:t xml:space="preserve">6.4. Внутренний учёт ведётся отдельно: </w:t>
+      </w:r>
+      <w:r>
+        <w:t xml:space="preserve">сведения внесены в реестр, номер записи не присвоен</w:t>
+      </w:r>
+      <w:r>
+        <w:t xml:space="preserve">.</w:t>
+      </w:r>
+    </w:p>
+    <w:p>
+      <w:r>
+        <w:t xml:space="preserve">6.5. Полномочия представителя подтверждены доверенностью, реестровый номер </w:t>
+      </w:r>
+      <w:r>
+        <w:t xml:space="preserve">16/89-н/16-2024-3-215</w:t>
+      </w:r>
+      <w:r>
+        <w:t xml:space="preserve">.</w:t>
+      </w:r>
+    </w:p>
+    <w:p>
+      <w:r>
+        <w:t xml:space="preserve">6.6. Для сопоставления в учёте указывается: </w:t>
+      </w:r>
+      <w:r>
+        <w:t xml:space="preserve">срок действия 12/2024-06/2025</w:t>
+      </w:r>
+      <w:r>
+        <w:t xml:space="preserve">.</w:t>
+      </w:r>
+    </w:p>
+    <w:p>
+      <w:r>
+        <w:t xml:space="preserve">6.7. Решение принято большинством в </w:t>
+      </w:r>
+      <w:r>
+        <w:t xml:space="preserve">75 % голосов</w:t>
+      </w:r>
+      <w:r>
+        <w:t xml:space="preserve"> от общего числа голосов членов совета директоров.</w:t>
+      </w:r>
+    </w:p>
+    <w:p>
+      <w:r>
+        <w:t xml:space="preserve">6.8. Кворум определяется уставом: </w:t>
+      </w:r>
+      <w:r>
+        <w:t xml:space="preserve">большинством в две трети голосов</w:t>
       </w:r>
       <w:r>
         <w:t xml:space="preserve">.</w:t>

--- a/tests/corpus_v2/docs/lease_0008.docx
+++ b/tests/corpus_v2/docs/lease_0008.docx
@@ -1075,10 +1075,32 @@
     </w:p>
     <w:p>
       <w:r>
-        <w:t xml:space="preserve">6.1. Работы выполняются на основании ранее заключённого Договора № </w:t>
-      </w:r>
-      <w:r>
-        <w:t xml:space="preserve">01Ф-00034/16-124Д</w:t>
+        <w:t xml:space="preserve">6.1. Стороны ранее заключили </w:t>
+      </w:r>
+      <w:r>
+        <w:t xml:space="preserve">договор поставки</w:t>
+      </w:r>
+      <w:r>
+        <w:t xml:space="preserve"> на сопоставимых условиях.</w:t>
+      </w:r>
+    </w:p>
+    <w:p>
+      <w:r>
+        <w:t xml:space="preserve">6.2. Прочие условия: </w:t>
+      </w:r>
+      <w:r>
+        <w:t xml:space="preserve">реквизиты первичных документов приведены в приложении</w:t>
+      </w:r>
+      <w:r>
+        <w:t xml:space="preserve">.</w:t>
+      </w:r>
+    </w:p>
+    <w:p>
+      <w:r>
+        <w:t xml:space="preserve">6.3. Работы выполняются на основании ранее заключённого Договора № </w:t>
+      </w:r>
+      <w:r>
+        <w:t xml:space="preserve">СУБ-44/2023</w:t>
       </w:r>
       <w:r>
         <w:t xml:space="preserve"> между теми же сторонами.</w:t>
@@ -1086,29 +1108,73 @@
     </w:p>
     <w:p>
       <w:r>
-        <w:t xml:space="preserve">6.2. Первичные документы: </w:t>
-      </w:r>
-      <w:r>
-        <w:t xml:space="preserve">лицензия Л035-01298-77/00123456 Рособрнадзора</w:t>
-      </w:r>
-      <w:r>
-        <w:t xml:space="preserve">.</w:t>
-      </w:r>
-    </w:p>
-    <w:p>
-      <w:r>
-        <w:t xml:space="preserve">6.3. Запись о лицензии внесена в реестр за регистрационным номером </w:t>
-      </w:r>
-      <w:r>
-        <w:t xml:space="preserve">268530417</w:t>
-      </w:r>
-      <w:r>
-        <w:t xml:space="preserve">.</w:t>
-      </w:r>
-    </w:p>
-    <w:p>
-      <w:r>
-        <w:t xml:space="preserve">6.4. Внутренний учёт ведётся отдельно: </w:t>
+        <w:t xml:space="preserve">6.4. Первичные документы: </w:t>
+      </w:r>
+      <w:r>
+        <w:t xml:space="preserve">как указано в пункте 4.2 настоящего Договора</w:t>
+      </w:r>
+      <w:r>
+        <w:t xml:space="preserve">.</w:t>
+      </w:r>
+    </w:p>
+    <w:p>
+      <w:r>
+        <w:t xml:space="preserve">6.5. Паспорт гражданина Российской Федерации выдан </w:t>
+      </w:r>
+      <w:r>
+        <w:t xml:space="preserve">УМВД России по Владимирской области</w:t>
+      </w:r>
+      <w:r>
+        <w:t xml:space="preserve">, паспорт предъявлен при подписании.</w:t>
+      </w:r>
+    </w:p>
+    <w:p>
+      <w:r>
+        <w:t xml:space="preserve">6.6. Сопутствующие сведения: </w:t>
+      </w:r>
+      <w:r>
+        <w:t xml:space="preserve">паспорт выдан, реквизиты приведены в приложении</w:t>
+      </w:r>
+      <w:r>
+        <w:t xml:space="preserve">.</w:t>
+      </w:r>
+    </w:p>
+    <w:p>
+      <w:r>
+        <w:t xml:space="preserve">6.7. Запись о государственной регистрации внесена регистрирующим органом: </w:t>
+      </w:r>
+      <w:r>
+        <w:t xml:space="preserve">Межрайонная ИФНС России № 46 по г. Москве</w:t>
+      </w:r>
+      <w:r>
+        <w:t xml:space="preserve">.</w:t>
+      </w:r>
+    </w:p>
+    <w:p>
+      <w:r>
+        <w:t xml:space="preserve">6.8. Общие сведения о регистрации: </w:t>
+      </w:r>
+      <w:r>
+        <w:t xml:space="preserve">сведения о юридическом лице содержатся в ЕГРЮЛ</w:t>
+      </w:r>
+      <w:r>
+        <w:t xml:space="preserve">.</w:t>
+      </w:r>
+    </w:p>
+    <w:p>
+      <w:r>
+        <w:t xml:space="preserve">6.9. Запись о лицензии внесена в реестр за регистрационным номером </w:t>
+      </w:r>
+      <w:r>
+        <w:t xml:space="preserve">509118266</w:t>
+      </w:r>
+      <w:r>
+        <w:t xml:space="preserve">.</w:t>
+      </w:r>
+    </w:p>
+    <w:p>
+      <w:r>
+        <w:t xml:space="preserve">6.10. Внутренний учёт ведётся отдельно: </w:t>
       </w:r>
       <w:r>
         <w:t xml:space="preserve">сведения внесены в реестр, номер записи не присвоен</w:t>
@@ -1119,32 +1185,32 @@
     </w:p>
     <w:p>
       <w:r>
-        <w:t xml:space="preserve">6.5. Полномочия представителя подтверждены доверенностью, реестровый номер </w:t>
-      </w:r>
-      <w:r>
-        <w:t xml:space="preserve">16/89-н/16-2024-3-215</w:t>
-      </w:r>
-      <w:r>
-        <w:t xml:space="preserve">.</w:t>
-      </w:r>
-    </w:p>
-    <w:p>
-      <w:r>
-        <w:t xml:space="preserve">6.6. Для сопоставления в учёте указывается: </w:t>
-      </w:r>
-      <w:r>
-        <w:t xml:space="preserve">срок действия 12/2024-06/2025</w:t>
-      </w:r>
-      <w:r>
-        <w:t xml:space="preserve">.</w:t>
-      </w:r>
-    </w:p>
-    <w:p>
-      <w:r>
-        <w:t xml:space="preserve">6.7. Решение принято большинством в </w:t>
-      </w:r>
-      <w:r>
-        <w:t xml:space="preserve">75 % голосов</w:t>
+        <w:t xml:space="preserve">6.11. Полномочия представителя подтверждены доверенностью, реестровый номер </w:t>
+      </w:r>
+      <w:r>
+        <w:t xml:space="preserve">23/5-н/23-2025-2-1104</w:t>
+      </w:r>
+      <w:r>
+        <w:t xml:space="preserve">.</w:t>
+      </w:r>
+    </w:p>
+    <w:p>
+      <w:r>
+        <w:t xml:space="preserve">6.12. Для сопоставления в учёте указывается: </w:t>
+      </w:r>
+      <w:r>
+        <w:t xml:space="preserve">пп. 4/5-1 и 7/2-3 Правил страхования</w:t>
+      </w:r>
+      <w:r>
+        <w:t xml:space="preserve">.</w:t>
+      </w:r>
+    </w:p>
+    <w:p>
+      <w:r>
+        <w:t xml:space="preserve">6.13. Решение принято большинством в </w:t>
+      </w:r>
+      <w:r>
+        <w:t xml:space="preserve">51 % акций</w:t>
       </w:r>
       <w:r>
         <w:t xml:space="preserve"> от общего числа голосов членов совета директоров.</w:t>
@@ -1152,7 +1218,7 @@
     </w:p>
     <w:p>
       <w:r>
-        <w:t xml:space="preserve">6.8. Кворум определяется уставом: </w:t>
+        <w:t xml:space="preserve">6.14. Кворум определяется уставом: </w:t>
       </w:r>
       <w:r>
         <w:t xml:space="preserve">большинством в две трети голосов</w:t>

--- a/tests/corpus_v2/docs/lease_0008.docx
+++ b/tests/corpus_v2/docs/lease_0008.docx
@@ -39,7 +39,7 @@
         <w:t xml:space="preserve">     </w:t>
       </w:r>
       <w:r>
-        <w:t xml:space="preserve">24.03.2023</w:t>
+        <w:t xml:space="preserve">двадцать четвёртого марта 2023 года</w:t>
       </w:r>
     </w:p>
     <w:p/>
